--- a/docs/lehrmaterialien/math_04_funktionen/math_04_funktionen.docx
+++ b/docs/lehrmaterialien/math_04_funktionen/math_04_funktionen.docx
@@ -15,19 +15,7 @@
         <w:pStyle w:val="Subtitle"/>
       </w:pPr>
       <w:r>
-        <w:t xml:space="preserve">Einführung</w:t>
-      </w:r>
-      <w:r>
-        <w:t xml:space="preserve"> </w:t>
-      </w:r>
-      <w:r>
-        <w:t xml:space="preserve">ins</w:t>
-      </w:r>
-      <w:r>
-        <w:t xml:space="preserve"> </w:t>
-      </w:r>
-      <w:r>
-        <w:t xml:space="preserve">Konzept</w:t>
+        <w:t xml:space="preserve">Einführung ins Konzept</w:t>
       </w:r>
     </w:p>
     <w:p>
@@ -35,13 +23,7 @@
         <w:pStyle w:val="Author"/>
       </w:pPr>
       <w:r>
-        <w:t xml:space="preserve">Richard</w:t>
-      </w:r>
-      <w:r>
-        <w:t xml:space="preserve"> </w:t>
-      </w:r>
-      <w:r>
-        <w:t xml:space="preserve">Conrardy</w:t>
+        <w:t xml:space="preserve">Richard Conrardy</w:t>
       </w:r>
     </w:p>
     <w:p>
@@ -65,109 +47,7 @@
         <w:pStyle w:val="Abstract"/>
       </w:pPr>
       <w:r>
-        <w:t xml:space="preserve">Zwei</w:t>
-      </w:r>
-      <w:r>
-        <w:t xml:space="preserve"> </w:t>
-      </w:r>
-      <w:r>
-        <w:t xml:space="preserve">Doppellektionen</w:t>
-      </w:r>
-      <w:r>
-        <w:t xml:space="preserve"> </w:t>
-      </w:r>
-      <w:r>
-        <w:t xml:space="preserve">für</w:t>
-      </w:r>
-      <w:r>
-        <w:t xml:space="preserve"> </w:t>
-      </w:r>
-      <w:r>
-        <w:t xml:space="preserve">die</w:t>
-      </w:r>
-      <w:r>
-        <w:t xml:space="preserve"> </w:t>
-      </w:r>
-      <w:r>
-        <w:t xml:space="preserve">Einführung</w:t>
-      </w:r>
-      <w:r>
-        <w:t xml:space="preserve"> </w:t>
-      </w:r>
-      <w:r>
-        <w:t xml:space="preserve">und</w:t>
-      </w:r>
-      <w:r>
-        <w:t xml:space="preserve"> </w:t>
-      </w:r>
-      <w:r>
-        <w:t xml:space="preserve">Übung</w:t>
-      </w:r>
-      <w:r>
-        <w:t xml:space="preserve"> </w:t>
-      </w:r>
-      <w:r>
-        <w:t xml:space="preserve">von</w:t>
-      </w:r>
-      <w:r>
-        <w:t xml:space="preserve"> </w:t>
-      </w:r>
-      <w:r>
-        <w:t xml:space="preserve">Funktionen</w:t>
-      </w:r>
-      <w:r>
-        <w:t xml:space="preserve"> </w:t>
-      </w:r>
-      <w:r>
-        <w:t xml:space="preserve">als</w:t>
-      </w:r>
-      <w:r>
-        <w:t xml:space="preserve"> </w:t>
-      </w:r>
-      <w:r>
-        <w:t xml:space="preserve">Input-Output-Modell</w:t>
-      </w:r>
-      <w:r>
-        <w:t xml:space="preserve"> </w:t>
-      </w:r>
-      <w:r>
-        <w:t xml:space="preserve">wobei</w:t>
-      </w:r>
-      <w:r>
-        <w:t xml:space="preserve"> </w:t>
-      </w:r>
-      <w:r>
-        <w:t xml:space="preserve">entweder</w:t>
-      </w:r>
-      <w:r>
-        <w:t xml:space="preserve"> </w:t>
-      </w:r>
-      <w:r>
-        <w:t xml:space="preserve">Input</w:t>
-      </w:r>
-      <w:r>
-        <w:t xml:space="preserve"> </w:t>
-      </w:r>
-      <w:r>
-        <w:t xml:space="preserve">oder</w:t>
-      </w:r>
-      <w:r>
-        <w:t xml:space="preserve"> </w:t>
-      </w:r>
-      <w:r>
-        <w:t xml:space="preserve">Output</w:t>
-      </w:r>
-      <w:r>
-        <w:t xml:space="preserve"> </w:t>
-      </w:r>
-      <w:r>
-        <w:t xml:space="preserve">bekannt</w:t>
-      </w:r>
-      <w:r>
-        <w:t xml:space="preserve"> </w:t>
-      </w:r>
-      <w:r>
-        <w:t xml:space="preserve">ist.</w:t>
+        <w:t xml:space="preserve">Zwei Doppellektionen für die Einführung und Übung von Funktionen als Input-Output-Modell wobei entweder Input oder Output bekannt ist.</w:t>
       </w:r>
     </w:p>
     <w:sdt>
@@ -226,9 +106,8 @@
       <w:tblPr>
         <w:tblStyle w:val="Table"/>
         <w:tblW w:type="pct" w:w="5000"/>
+        <w:tblLayout w:type="fixed"/>
         <w:tblLook w:firstRow="1" w:lastRow="0" w:firstColumn="0" w:lastColumn="0" w:noHBand="0" w:noVBand="0" w:val="0020"/>
-        <w:jc w:val="start"/>
-        <w:tblLayout w:type="fixed"/>
         <w:tblCaption w:val="Lektionsplan Lektion 1"/>
       </w:tblPr>
       <w:tblGrid>
@@ -240,14 +119,13 @@
       </w:tblGrid>
       <w:tr>
         <w:trPr>
-          <w:tblHeader w:val="true"/>
+          <w:tblHeader w:val="on"/>
         </w:trPr>
         <w:tc>
           <w:tcPr/>
           <w:p>
             <w:pPr>
               <w:pStyle w:val="Compact"/>
-              <w:jc w:val="left"/>
             </w:pPr>
             <w:r>
               <w:t xml:space="preserve">Zeitangabe</w:t>
@@ -259,7 +137,6 @@
           <w:p>
             <w:pPr>
               <w:pStyle w:val="Compact"/>
-              <w:jc w:val="left"/>
             </w:pPr>
             <w:r>
               <w:t xml:space="preserve">Aufgabe SuS</w:t>
@@ -271,7 +148,6 @@
           <w:p>
             <w:pPr>
               <w:pStyle w:val="Compact"/>
-              <w:jc w:val="left"/>
             </w:pPr>
             <w:r>
               <w:t xml:space="preserve">Aufgabe LP</w:t>
@@ -283,7 +159,6 @@
           <w:p>
             <w:pPr>
               <w:pStyle w:val="Compact"/>
-              <w:jc w:val="left"/>
             </w:pPr>
             <w:r>
               <w:t xml:space="preserve">LUKAS</w:t>
@@ -295,7 +170,6 @@
           <w:p>
             <w:pPr>
               <w:pStyle w:val="Compact"/>
-              <w:jc w:val="left"/>
             </w:pPr>
             <w:r>
               <w:t xml:space="preserve">Methode</w:t>
@@ -309,7 +183,6 @@
           <w:p>
             <w:pPr>
               <w:pStyle w:val="Compact"/>
-              <w:jc w:val="left"/>
             </w:pPr>
             <w:r>
               <w:t xml:space="preserve">5 min</w:t>
@@ -321,7 +194,6 @@
           <w:p>
             <w:pPr>
               <w:pStyle w:val="Compact"/>
-              <w:jc w:val="left"/>
             </w:pPr>
             <w:r>
               <w:t xml:space="preserve">Materialien bereitlegen</w:t>
@@ -333,7 +205,6 @@
           <w:p>
             <w:pPr>
               <w:pStyle w:val="Compact"/>
-              <w:jc w:val="left"/>
             </w:pPr>
             <w:r>
               <w:t xml:space="preserve">Begrüssung, Ankündigung neues Thema</w:t>
@@ -345,7 +216,6 @@
           <w:p>
             <w:pPr>
               <w:pStyle w:val="Compact"/>
-              <w:jc w:val="left"/>
             </w:pPr>
             <w:r>
               <w:t xml:space="preserve">Ankommen</w:t>
@@ -357,7 +227,6 @@
           <w:p>
             <w:pPr>
               <w:pStyle w:val="Compact"/>
-              <w:jc w:val="left"/>
             </w:pPr>
             <w:r>
               <w:t xml:space="preserve">Frontalunterricht</w:t>
@@ -371,7 +240,6 @@
           <w:p>
             <w:pPr>
               <w:pStyle w:val="Compact"/>
-              <w:jc w:val="left"/>
             </w:pPr>
             <w:r>
               <w:t xml:space="preserve">15 min</w:t>
@@ -383,7 +251,6 @@
           <w:p>
             <w:pPr>
               <w:pStyle w:val="Compact"/>
-              <w:jc w:val="left"/>
             </w:pPr>
             <w:r>
               <w:t xml:space="preserve">Aufmerksam zuhören, Fragen stellen bei Unklarheiten. Beispiele notieren und gemeinsam lösen.</w:t>
@@ -395,7 +262,6 @@
           <w:p>
             <w:pPr>
               <w:pStyle w:val="Compact"/>
-              <w:jc w:val="left"/>
             </w:pPr>
             <w:r>
               <w:t xml:space="preserve">Einführung Funktionen Teil 1 mit Skript als Orientierung. Mehrere Beispiele werden an der Wandtafel gezeigt, Begriffe werden erklärt. Zugriff zum Skript erst am Ende der Erklärung.</w:t>
@@ -407,7 +273,6 @@
           <w:p>
             <w:pPr>
               <w:pStyle w:val="Compact"/>
-              <w:jc w:val="left"/>
             </w:pPr>
             <w:r>
               <w:t xml:space="preserve">Konfrontation</w:t>
@@ -419,7 +284,6 @@
           <w:p>
             <w:pPr>
               <w:pStyle w:val="Compact"/>
-              <w:jc w:val="left"/>
             </w:pPr>
             <w:r>
               <w:t xml:space="preserve">An der Wandtafel und Beamer, Frontalunterricht</w:t>
@@ -433,7 +297,6 @@
           <w:p>
             <w:pPr>
               <w:pStyle w:val="Compact"/>
-              <w:jc w:val="left"/>
             </w:pPr>
             <w:r>
               <w:t xml:space="preserve">10 min</w:t>
@@ -445,7 +308,6 @@
           <w:p>
             <w:pPr>
               <w:pStyle w:val="Compact"/>
-              <w:jc w:val="left"/>
             </w:pPr>
             <w:r>
               <w:t xml:space="preserve">Durchlesen des Skripts. Teil 1. Unklarheiten mit LP klären, Wichtige Begriffe markieren</w:t>
@@ -457,7 +319,6 @@
           <w:p>
             <w:pPr>
               <w:pStyle w:val="Compact"/>
-              <w:jc w:val="left"/>
             </w:pPr>
             <w:r>
               <w:t xml:space="preserve">Zugriff zum Skript erteilen. Fragen der SuS klären.</w:t>
@@ -469,7 +330,6 @@
           <w:p>
             <w:pPr>
               <w:pStyle w:val="Compact"/>
-              <w:jc w:val="left"/>
             </w:pPr>
             <w:r>
               <w:t xml:space="preserve">Erarbeitungsaufgabe</w:t>
@@ -481,7 +341,6 @@
           <w:p>
             <w:pPr>
               <w:pStyle w:val="Compact"/>
-              <w:jc w:val="left"/>
             </w:pPr>
             <w:r>
               <w:t xml:space="preserve">Skript online hochladen, SuS machen Einzelarbeit beim Durchlesen, Fragen mit LP oder mit Nachbar*in klären.</w:t>
@@ -495,7 +354,6 @@
           <w:p>
             <w:pPr>
               <w:pStyle w:val="Compact"/>
-              <w:jc w:val="left"/>
             </w:pPr>
             <w:r>
               <w:t xml:space="preserve">15 min</w:t>
@@ -507,7 +365,6 @@
           <w:p>
             <w:pPr>
               <w:pStyle w:val="Compact"/>
-              <w:jc w:val="left"/>
             </w:pPr>
             <w:r>
               <w:t xml:space="preserve">Aufgaben 1-4 lösen</w:t>
@@ -519,7 +376,6 @@
           <w:p>
             <w:pPr>
               <w:pStyle w:val="Compact"/>
-              <w:jc w:val="left"/>
             </w:pPr>
             <w:r>
               <w:t xml:space="preserve">Bereit für Fragen, allenfalls erneute Erklärungen an der Wandtafel.</w:t>
@@ -531,7 +387,6 @@
           <w:p>
             <w:pPr>
               <w:pStyle w:val="Compact"/>
-              <w:jc w:val="left"/>
             </w:pPr>
             <w:r>
               <w:t xml:space="preserve">Übungsaufgabe</w:t>
@@ -543,7 +398,6 @@
           <w:p>
             <w:pPr>
               <w:pStyle w:val="Compact"/>
-              <w:jc w:val="left"/>
             </w:pPr>
             <w:r>
               <w:t xml:space="preserve">Aufgaben können in Einzel- oder Partnerarbeit gelöst werden. Entweder direktes Lösen auf dem Tablet oder Übersetzen auf Papier.</w:t>
@@ -588,8 +442,8 @@
       </w:r>
       <w:r>
         <w:rPr>
+          <w:b/>
           <w:bCs/>
-          <w:b/>
         </w:rPr>
         <w:t xml:space="preserve">Regeln, Gesetze oder Formeln</w:t>
       </w:r>
@@ -604,8 +458,8 @@
       </w:r>
       <w:r>
         <w:rPr>
+          <w:b/>
           <w:bCs/>
-          <w:b/>
         </w:rPr>
         <w:t xml:space="preserve">kleine Maschinen</w:t>
       </w:r>
@@ -620,8 +474,8 @@
       </w:r>
       <w:r>
         <w:rPr>
+          <w:b/>
           <w:bCs/>
-          <w:b/>
         </w:rPr>
         <w:t xml:space="preserve">Input</w:t>
       </w:r>
@@ -636,8 +490,8 @@
       </w:r>
       <w:r>
         <w:rPr>
+          <w:b/>
           <w:bCs/>
-          <w:b/>
         </w:rPr>
         <w:t xml:space="preserve">Output</w:t>
       </w:r>
@@ -820,8 +674,8 @@
       </w:r>
       <w:r>
         <w:rPr>
+          <w:b/>
           <w:bCs/>
-          <w:b/>
         </w:rPr>
         <w:t xml:space="preserve">Notationen</w:t>
       </w:r>
@@ -862,8 +716,8 @@
       </w:r>
       <w:r>
         <w:rPr>
+          <w:b/>
           <w:bCs/>
-          <w:b/>
         </w:rPr>
         <w:t xml:space="preserve">= Regel der Funktion</w:t>
       </w:r>
@@ -913,8 +767,8 @@
       </m:oMath>
       <w:r>
         <w:rPr>
+          <w:b/>
           <w:bCs/>
-          <w:b/>
         </w:rPr>
         <w:t xml:space="preserve">-Wert</w:t>
       </w:r>
@@ -934,8 +788,8 @@
       </m:oMath>
       <w:r>
         <w:rPr>
+          <w:b/>
           <w:bCs/>
-          <w:b/>
         </w:rPr>
         <w:t xml:space="preserve">-Wert</w:t>
       </w:r>
@@ -1052,8 +906,8 @@
       </w:pPr>
       <w:r>
         <w:rPr>
+          <w:b/>
           <w:bCs/>
-          <w:b/>
         </w:rPr>
         <w:t xml:space="preserve">Löse Aufgaben 1 &amp; 2 (Grundanforderung)</w:t>
       </w:r>
@@ -1064,8 +918,8 @@
       </w:pPr>
       <w:r>
         <w:rPr>
+          <w:b/>
           <w:bCs/>
-          <w:b/>
         </w:rPr>
         <w:t xml:space="preserve">Aufgabe 3:</w:t>
       </w:r>
@@ -1082,8 +936,8 @@
       </w:pPr>
       <w:r>
         <w:rPr>
+          <w:b/>
           <w:bCs/>
-          <w:b/>
         </w:rPr>
         <w:t xml:space="preserve">Aufgabe 4:</w:t>
       </w:r>
@@ -1116,8 +970,8 @@
       </w:r>
       <w:r>
         <w:rPr>
+          <w:b/>
           <w:bCs/>
-          <w:b/>
         </w:rPr>
         <w:t xml:space="preserve">Mengen</w:t>
       </w:r>
@@ -1137,8 +991,8 @@
       </w:r>
       <w:r>
         <w:rPr>
+          <w:b/>
           <w:bCs/>
-          <w:b/>
         </w:rPr>
         <w:t xml:space="preserve">Definitionsbereich</w:t>
       </w:r>
@@ -1153,8 +1007,8 @@
       </w:r>
       <w:r>
         <w:rPr>
+          <w:b/>
           <w:bCs/>
-          <w:b/>
         </w:rPr>
         <w:t xml:space="preserve">Wertebereich</w:t>
       </w:r>
@@ -1193,8 +1047,8 @@
       </w:r>
       <w:r>
         <w:rPr>
+          <w:b/>
           <w:bCs/>
-          <w:b/>
         </w:rPr>
         <w:t xml:space="preserve">jeder Input nur einen einzigen Output</w:t>
       </w:r>
@@ -1452,40 +1306,40 @@
     </w:p>
     <w:p>
       <w:pPr>
+        <w:pStyle w:val="Compact"/>
         <w:numPr>
           <w:ilvl w:val="0"/>
           <w:numId w:val="1001"/>
         </w:numPr>
+      </w:pPr>
+      <w:r>
+        <w:t xml:space="preserve">Eine Funktion kann als kleine Maschine betrachtet werden.</w:t>
+      </w:r>
+    </w:p>
+    <w:p>
+      <w:pPr>
         <w:pStyle w:val="Compact"/>
-      </w:pPr>
-      <w:r>
-        <w:t xml:space="preserve">Eine Funktion kann als kleine Maschine betrachtet werden.</w:t>
-      </w:r>
-    </w:p>
-    <w:p>
-      <w:pPr>
         <w:numPr>
           <w:ilvl w:val="0"/>
           <w:numId w:val="1001"/>
         </w:numPr>
+      </w:pPr>
+      <w:r>
+        <w:t xml:space="preserve">Eine Funktion wird mit dem Symbol ƒ bezeichnet.</w:t>
+      </w:r>
+    </w:p>
+    <w:p>
+      <w:pPr>
         <w:pStyle w:val="Compact"/>
-      </w:pPr>
-      <w:r>
-        <w:t xml:space="preserve">Eine Funktion wird mit dem Symbol ƒ bezeichnet.</w:t>
-      </w:r>
-    </w:p>
-    <w:p>
-      <w:pPr>
         <w:numPr>
           <w:ilvl w:val="0"/>
           <w:numId w:val="1001"/>
         </w:numPr>
-        <w:pStyle w:val="Compact"/>
       </w:pPr>
       <w:r>
         <w:rPr>
+          <w:b/>
           <w:bCs/>
-          <w:b/>
         </w:rPr>
         <w:t xml:space="preserve">Input</w:t>
       </w:r>
@@ -1498,16 +1352,16 @@
     </w:p>
     <w:p>
       <w:pPr>
+        <w:pStyle w:val="Compact"/>
         <w:numPr>
           <w:ilvl w:val="0"/>
           <w:numId w:val="1001"/>
         </w:numPr>
-        <w:pStyle w:val="Compact"/>
       </w:pPr>
       <w:r>
         <w:rPr>
+          <w:b/>
           <w:bCs/>
-          <w:b/>
         </w:rPr>
         <w:t xml:space="preserve">Output</w:t>
       </w:r>
@@ -1520,11 +1374,11 @@
     </w:p>
     <w:p>
       <w:pPr>
+        <w:pStyle w:val="Compact"/>
         <w:numPr>
           <w:ilvl w:val="0"/>
           <w:numId w:val="1001"/>
         </w:numPr>
-        <w:pStyle w:val="Compact"/>
       </w:pPr>
       <w:r>
         <w:t xml:space="preserve">Jede Funktion besitzt eine Regel, nach der der Output berechnet wird.</w:t>
@@ -1560,23 +1414,23 @@
     </w:p>
     <w:p>
       <w:pPr>
+        <w:pStyle w:val="Compact"/>
         <w:numPr>
           <w:ilvl w:val="0"/>
           <w:numId w:val="1000"/>
         </w:numPr>
+      </w:pPr>
+      <w:r>
+        <w:t xml:space="preserve">= Regel der Funktion ist die Notation einer Funktion.</w:t>
+      </w:r>
+    </w:p>
+    <w:p>
+      <w:pPr>
         <w:pStyle w:val="Compact"/>
-      </w:pPr>
-      <w:r>
-        <w:t xml:space="preserve">= Regel der Funktion ist die Notation einer Funktion.</w:t>
-      </w:r>
-    </w:p>
-    <w:p>
-      <w:pPr>
         <w:numPr>
           <w:ilvl w:val="0"/>
           <w:numId w:val="1001"/>
         </w:numPr>
-        <w:pStyle w:val="Compact"/>
       </w:pPr>
       <w:r>
         <w:t xml:space="preserve">Der</w:t>
@@ -1586,8 +1440,8 @@
       </w:r>
       <w:r>
         <w:rPr>
+          <w:b/>
           <w:bCs/>
-          <w:b/>
         </w:rPr>
         <w:t xml:space="preserve">Definitionsbereich</w:t>
       </w:r>
@@ -1600,11 +1454,11 @@
     </w:p>
     <w:p>
       <w:pPr>
+        <w:pStyle w:val="Compact"/>
         <w:numPr>
           <w:ilvl w:val="0"/>
           <w:numId w:val="1001"/>
         </w:numPr>
-        <w:pStyle w:val="Compact"/>
       </w:pPr>
       <w:r>
         <w:t xml:space="preserve">Der</w:t>
@@ -1614,8 +1468,8 @@
       </w:r>
       <w:r>
         <w:rPr>
+          <w:b/>
           <w:bCs/>
-          <w:b/>
         </w:rPr>
         <w:t xml:space="preserve">Wertebereich</w:t>
       </w:r>
@@ -1653,8 +1507,8 @@
       </w:pPr>
       <w:r>
         <w:rPr>
+          <w:b/>
           <w:bCs/>
-          <w:b/>
         </w:rPr>
         <w:t xml:space="preserve">Achtung:</w:t>
       </w:r>
@@ -1689,9 +1543,8 @@
       <w:tblPr>
         <w:tblStyle w:val="Table"/>
         <w:tblW w:type="pct" w:w="5000"/>
+        <w:tblLayout w:type="fixed"/>
         <w:tblLook w:firstRow="1" w:lastRow="0" w:firstColumn="0" w:lastColumn="0" w:noHBand="0" w:noVBand="0" w:val="0020"/>
-        <w:jc w:val="start"/>
-        <w:tblLayout w:type="fixed"/>
         <w:tblCaption w:val="Lektionsplan Lektion 2"/>
       </w:tblPr>
       <w:tblGrid>
@@ -1703,14 +1556,13 @@
       </w:tblGrid>
       <w:tr>
         <w:trPr>
-          <w:tblHeader w:val="true"/>
+          <w:tblHeader w:val="on"/>
         </w:trPr>
         <w:tc>
           <w:tcPr/>
           <w:p>
             <w:pPr>
               <w:pStyle w:val="Compact"/>
-              <w:jc w:val="left"/>
             </w:pPr>
             <w:r>
               <w:t xml:space="preserve">Zeitangabe</w:t>
@@ -1722,7 +1574,6 @@
           <w:p>
             <w:pPr>
               <w:pStyle w:val="Compact"/>
-              <w:jc w:val="left"/>
             </w:pPr>
             <w:r>
               <w:t xml:space="preserve">Aufgabe SuS</w:t>
@@ -1734,7 +1585,6 @@
           <w:p>
             <w:pPr>
               <w:pStyle w:val="Compact"/>
-              <w:jc w:val="left"/>
             </w:pPr>
             <w:r>
               <w:t xml:space="preserve">Aufgabe LP</w:t>
@@ -1746,7 +1596,6 @@
           <w:p>
             <w:pPr>
               <w:pStyle w:val="Compact"/>
-              <w:jc w:val="left"/>
             </w:pPr>
             <w:r>
               <w:t xml:space="preserve">LUKAS</w:t>
@@ -1758,7 +1607,6 @@
           <w:p>
             <w:pPr>
               <w:pStyle w:val="Compact"/>
-              <w:jc w:val="left"/>
             </w:pPr>
             <w:r>
               <w:t xml:space="preserve">Methode</w:t>
@@ -1772,7 +1620,6 @@
           <w:p>
             <w:pPr>
               <w:pStyle w:val="Compact"/>
-              <w:jc w:val="left"/>
             </w:pPr>
             <w:r>
               <w:t xml:space="preserve">15 min</w:t>
@@ -1784,7 +1631,6 @@
           <w:p>
             <w:pPr>
               <w:pStyle w:val="Compact"/>
-              <w:jc w:val="left"/>
             </w:pPr>
             <w:r>
               <w:t xml:space="preserve">Zuhören, Fragen stellen bei Unklarheiten</w:t>
@@ -1796,7 +1642,6 @@
           <w:p>
             <w:pPr>
               <w:pStyle w:val="Compact"/>
-              <w:jc w:val="left"/>
             </w:pPr>
             <w:r>
               <w:t xml:space="preserve">Einführung des 2. Teils (Mengen). Unklarheiten wiederholen, Begriffe erklären mit Beispielen (Erklärung mit Menge = Beispiel 1 bei Beispielen einer Funktion von Serlo als Hilfe)</w:t>
@@ -1808,7 +1653,6 @@
           <w:p>
             <w:pPr>
               <w:pStyle w:val="Compact"/>
-              <w:jc w:val="left"/>
             </w:pPr>
             <w:r>
               <w:t xml:space="preserve">Konfrontation und Reflexion</w:t>
@@ -1820,7 +1664,6 @@
           <w:p>
             <w:pPr>
               <w:pStyle w:val="Compact"/>
-              <w:jc w:val="left"/>
             </w:pPr>
             <w:r>
               <w:t xml:space="preserve">Frontalunterricht, Wandtafel und Beamer</w:t>
@@ -1834,7 +1677,6 @@
           <w:p>
             <w:pPr>
               <w:pStyle w:val="Compact"/>
-              <w:jc w:val="left"/>
             </w:pPr>
             <w:r>
               <w:t xml:space="preserve">20 min</w:t>
@@ -1846,7 +1688,6 @@
           <w:p>
             <w:pPr>
               <w:pStyle w:val="Compact"/>
-              <w:jc w:val="left"/>
             </w:pPr>
             <w:r>
               <w:t xml:space="preserve">Aufgaben 5-9 lösen. Bei Unklarheiten LP fragen oder verlinkte Videos anschauen.</w:t>
@@ -1858,7 +1699,6 @@
           <w:p>
             <w:pPr>
               <w:pStyle w:val="Compact"/>
-              <w:jc w:val="left"/>
             </w:pPr>
             <w:r>
               <w:t xml:space="preserve">SuS unterstützen beim Lösen der Aufgaben. Allenfalls Aufgaben im Plenum erklären. Einige schwierigere Aufgaben im Frontalunterricht lösen, falls erwünscht von den SuS.</w:t>
@@ -1870,7 +1710,6 @@
           <w:p>
             <w:pPr>
               <w:pStyle w:val="Compact"/>
-              <w:jc w:val="left"/>
             </w:pPr>
             <w:r>
               <w:t xml:space="preserve">Übungs- und Vertiefungsaufgaben</w:t>
@@ -1882,7 +1721,6 @@
           <w:p>
             <w:pPr>
               <w:pStyle w:val="Compact"/>
-              <w:jc w:val="left"/>
             </w:pPr>
             <w:r>
               <w:t xml:space="preserve">Einzel- oder Partnerarbeit. SuS arbeiten am Platz mit Tablets.</w:t>
@@ -1896,7 +1734,6 @@
           <w:p>
             <w:pPr>
               <w:pStyle w:val="Compact"/>
-              <w:jc w:val="left"/>
             </w:pPr>
             <w:r>
               <w:t xml:space="preserve">10 min</w:t>
@@ -1908,7 +1745,6 @@
           <w:p>
             <w:pPr>
               <w:pStyle w:val="Compact"/>
-              <w:jc w:val="left"/>
             </w:pPr>
             <w:r>
               <w:t xml:space="preserve">Letzter Teil: Wichtige Begriffe und Erkenntnisse durchlesen. Unklarheiten melden.</w:t>
@@ -1920,7 +1756,6 @@
           <w:p>
             <w:pPr>
               <w:pStyle w:val="Compact"/>
-              <w:jc w:val="left"/>
             </w:pPr>
             <w:r>
               <w:t xml:space="preserve">Wiederholung der wichtigen Begriffe und Erkenntnisse. Schwierige Aufgaben besprechen und gemeinsam lösen. Allenfalls von SuS erklären lassen.</w:t>
@@ -1932,7 +1767,6 @@
           <w:p>
             <w:pPr>
               <w:pStyle w:val="Compact"/>
-              <w:jc w:val="left"/>
             </w:pPr>
             <w:r>
               <w:t xml:space="preserve">Reflexion und Synthese</w:t>
@@ -1944,7 +1778,6 @@
           <w:p>
             <w:pPr>
               <w:pStyle w:val="Compact"/>
-              <w:jc w:val="left"/>
             </w:pPr>
             <w:r>
               <w:t xml:space="preserve">Zuerst Einzelarbeit beim Lesen, danach Besprechung und Klärung im Frontalunterricht</w:t>
@@ -1969,8 +1802,8 @@
       </w:pPr>
       <w:r>
         <w:rPr>
+          <w:b/>
           <w:bCs/>
-          <w:b/>
         </w:rPr>
         <w:t xml:space="preserve">Übungsaufgabe 1</w:t>
       </w:r>
@@ -1981,6 +1814,11 @@
         <w:t xml:space="preserve">Finde den y-Wert</w:t>
       </w:r>
     </w:p>
+    <w:p>
+      <w:pPr>
+        <w:pStyle w:val="BodyText"/>
+      </w:pPr>
+    </w:p>
     <w:bookmarkEnd w:id="32"/>
     <w:bookmarkStart w:id="33" w:name="exr-line"/>
     <w:p>
@@ -1989,8 +1827,8 @@
       </w:pPr>
       <w:r>
         <w:rPr>
+          <w:b/>
           <w:bCs/>
-          <w:b/>
         </w:rPr>
         <w:t xml:space="preserve">Übungsaufgabe 2</w:t>
       </w:r>
@@ -2003,11 +1841,11 @@
     </w:p>
     <w:p>
       <w:pPr>
+        <w:pStyle w:val="Compact"/>
         <w:numPr>
           <w:ilvl w:val="0"/>
           <w:numId w:val="1002"/>
         </w:numPr>
-        <w:pStyle w:val="Compact"/>
       </w:pPr>
       <m:oMath>
         <m:r>
@@ -2026,11 +1864,11 @@
     </w:p>
     <w:p>
       <w:pPr>
+        <w:pStyle w:val="Compact"/>
         <w:numPr>
           <w:ilvl w:val="0"/>
           <w:numId w:val="1002"/>
         </w:numPr>
-        <w:pStyle w:val="Compact"/>
       </w:pPr>
       <m:oMath>
         <m:r>
@@ -2055,11 +1893,11 @@
     </w:p>
     <w:p>
       <w:pPr>
+        <w:pStyle w:val="Compact"/>
         <w:numPr>
           <w:ilvl w:val="0"/>
           <w:numId w:val="1002"/>
         </w:numPr>
-        <w:pStyle w:val="Compact"/>
       </w:pPr>
       <m:oMath>
         <m:r>
@@ -2078,11 +1916,11 @@
     </w:p>
     <w:p>
       <w:pPr>
+        <w:pStyle w:val="Compact"/>
         <w:numPr>
           <w:ilvl w:val="0"/>
           <w:numId w:val="1002"/>
         </w:numPr>
-        <w:pStyle w:val="Compact"/>
       </w:pPr>
       <m:oMath>
         <m:r>
@@ -2101,11 +1939,11 @@
     </w:p>
     <w:p>
       <w:pPr>
+        <w:pStyle w:val="Compact"/>
         <w:numPr>
           <w:ilvl w:val="0"/>
           <w:numId w:val="1002"/>
         </w:numPr>
-        <w:pStyle w:val="Compact"/>
       </w:pPr>
       <m:oMath>
         <m:r>
@@ -2124,11 +1962,11 @@
     </w:p>
     <w:p>
       <w:pPr>
+        <w:pStyle w:val="Compact"/>
         <w:numPr>
           <w:ilvl w:val="0"/>
           <w:numId w:val="1002"/>
         </w:numPr>
-        <w:pStyle w:val="Compact"/>
       </w:pPr>
       <m:oMath>
         <m:r>
@@ -2171,8 +2009,8 @@
       </w:pPr>
       <w:r>
         <w:rPr>
+          <w:b/>
           <w:bCs/>
-          <w:b/>
         </w:rPr>
         <w:t xml:space="preserve">Übungsaufgabe 3</w:t>
       </w:r>
@@ -2185,47 +2023,47 @@
     </w:p>
     <w:p>
       <w:pPr>
+        <w:pStyle w:val="Compact"/>
         <w:numPr>
           <w:ilvl w:val="0"/>
           <w:numId w:val="1003"/>
         </w:numPr>
+      </w:pPr>
+      <w:r>
+        <w:t xml:space="preserve">Der Input wird durch 2 geteilt, und das Ergebnis wird um 1 erhöht.</w:t>
+      </w:r>
+    </w:p>
+    <w:p>
+      <w:pPr>
         <w:pStyle w:val="Compact"/>
-      </w:pPr>
-      <w:r>
-        <w:t xml:space="preserve">Der Input wird durch 2 geteilt, und das Ergebnis wird um 1 erhöht.</w:t>
-      </w:r>
-    </w:p>
-    <w:p>
-      <w:pPr>
         <w:numPr>
           <w:ilvl w:val="0"/>
           <w:numId w:val="1003"/>
         </w:numPr>
+      </w:pPr>
+      <w:r>
+        <w:t xml:space="preserve">Der Input wird um 2.5 vermindert, und das Ergebnis wird mit 10 multipliziert.</w:t>
+      </w:r>
+    </w:p>
+    <w:p>
+      <w:pPr>
         <w:pStyle w:val="Compact"/>
-      </w:pPr>
-      <w:r>
-        <w:t xml:space="preserve">Der Input wird um 2.5 vermindert, und das Ergebnis wird mit 10 multipliziert.</w:t>
-      </w:r>
-    </w:p>
-    <w:p>
-      <w:pPr>
         <w:numPr>
           <w:ilvl w:val="0"/>
           <w:numId w:val="1003"/>
         </w:numPr>
+      </w:pPr>
+      <w:r>
+        <w:t xml:space="preserve">Der Input wird hoch drei gerechnet, und das Ergebnis wird mit 2 multipliziert.</w:t>
+      </w:r>
+    </w:p>
+    <w:p>
+      <w:pPr>
         <w:pStyle w:val="Compact"/>
-      </w:pPr>
-      <w:r>
-        <w:t xml:space="preserve">Der Input wird hoch drei gerechnet, und das Ergebnis wird mit 2 multipliziert.</w:t>
-      </w:r>
-    </w:p>
-    <w:p>
-      <w:pPr>
         <w:numPr>
           <w:ilvl w:val="0"/>
           <w:numId w:val="1003"/>
         </w:numPr>
-        <w:pStyle w:val="Compact"/>
       </w:pPr>
       <w:r>
         <w:t xml:space="preserve">Der Input wird mit 3 multipliziert, das Ergebnis wird hoch drei gerechnet.</w:t>
@@ -2239,8 +2077,8 @@
       </w:pPr>
       <w:r>
         <w:rPr>
+          <w:b/>
           <w:bCs/>
-          <w:b/>
         </w:rPr>
         <w:t xml:space="preserve">Übungsaufgabe 4</w:t>
       </w:r>
@@ -2279,8 +2117,8 @@
       </w:pPr>
       <w:r>
         <w:rPr>
+          <w:b/>
           <w:bCs/>
-          <w:b/>
         </w:rPr>
         <w:t xml:space="preserve">Übungsaufgabe 5</w:t>
       </w:r>
@@ -2301,86 +2139,86 @@
     </w:p>
     <w:p>
       <w:pPr>
+        <w:pStyle w:val="Compact"/>
         <w:numPr>
           <w:ilvl w:val="0"/>
           <w:numId w:val="1008"/>
         </w:numPr>
+      </w:pPr>
+      <w:r>
+        <w:t xml:space="preserve">Apfel</w:t>
+      </w:r>
+      <w:r>
+        <w:br/>
+      </w:r>
+    </w:p>
+    <w:p>
+      <w:pPr>
         <w:pStyle w:val="Compact"/>
-      </w:pPr>
-      <w:r>
-        <w:t xml:space="preserve">Apfel</w:t>
-      </w:r>
-      <w:r>
-        <w:br/>
-      </w:r>
-    </w:p>
-    <w:p>
-      <w:pPr>
         <w:numPr>
           <w:ilvl w:val="0"/>
           <w:numId w:val="1008"/>
         </w:numPr>
+      </w:pPr>
+      <w:r>
+        <w:t xml:space="preserve">Banane</w:t>
+      </w:r>
+      <w:r>
+        <w:br/>
+      </w:r>
+    </w:p>
+    <w:p>
+      <w:pPr>
         <w:pStyle w:val="Compact"/>
-      </w:pPr>
-      <w:r>
-        <w:t xml:space="preserve">Banane</w:t>
-      </w:r>
-      <w:r>
-        <w:br/>
-      </w:r>
-    </w:p>
-    <w:p>
-      <w:pPr>
         <w:numPr>
           <w:ilvl w:val="0"/>
           <w:numId w:val="1008"/>
         </w:numPr>
+      </w:pPr>
+      <w:r>
+        <w:t xml:space="preserve">Birne</w:t>
+      </w:r>
+      <w:r>
+        <w:br/>
+      </w:r>
+    </w:p>
+    <w:p>
+      <w:pPr>
         <w:pStyle w:val="Compact"/>
-      </w:pPr>
-      <w:r>
-        <w:t xml:space="preserve">Birne</w:t>
-      </w:r>
-      <w:r>
-        <w:br/>
-      </w:r>
-    </w:p>
-    <w:p>
-      <w:pPr>
         <w:numPr>
           <w:ilvl w:val="0"/>
           <w:numId w:val="1008"/>
         </w:numPr>
+      </w:pPr>
+      <w:r>
+        <w:t xml:space="preserve">Mango</w:t>
+      </w:r>
+      <w:r>
+        <w:br/>
+      </w:r>
+    </w:p>
+    <w:p>
+      <w:pPr>
         <w:pStyle w:val="Compact"/>
-      </w:pPr>
-      <w:r>
-        <w:t xml:space="preserve">Mango</w:t>
-      </w:r>
-      <w:r>
-        <w:br/>
-      </w:r>
-    </w:p>
-    <w:p>
-      <w:pPr>
         <w:numPr>
           <w:ilvl w:val="0"/>
           <w:numId w:val="1008"/>
         </w:numPr>
+      </w:pPr>
+      <w:r>
+        <w:t xml:space="preserve">Pflaume</w:t>
+      </w:r>
+      <w:r>
+        <w:br/>
+      </w:r>
+    </w:p>
+    <w:p>
+      <w:pPr>
         <w:pStyle w:val="Compact"/>
-      </w:pPr>
-      <w:r>
-        <w:t xml:space="preserve">Pflaume</w:t>
-      </w:r>
-      <w:r>
-        <w:br/>
-      </w:r>
-    </w:p>
-    <w:p>
-      <w:pPr>
         <w:numPr>
           <w:ilvl w:val="0"/>
           <w:numId w:val="1008"/>
         </w:numPr>
-        <w:pStyle w:val="Compact"/>
       </w:pPr>
       <w:r>
         <w:t xml:space="preserve">Tomate</w:t>
@@ -2402,8 +2240,8 @@
       </w:pPr>
       <w:r>
         <w:rPr>
+          <w:b/>
           <w:bCs/>
-          <w:b/>
         </w:rPr>
         <w:t xml:space="preserve">Übungsaufgabe 6</w:t>
       </w:r>
@@ -2424,26 +2262,26 @@
     </w:p>
     <w:p>
       <w:pPr>
+        <w:pStyle w:val="Compact"/>
         <w:numPr>
           <w:ilvl w:val="0"/>
           <w:numId w:val="1009"/>
         </w:numPr>
+      </w:pPr>
+      <w:r>
+        <w:t xml:space="preserve">Die Strecke</w:t>
+      </w:r>
+      <w:r>
+        <w:br/>
+      </w:r>
+    </w:p>
+    <w:p>
+      <w:pPr>
         <w:pStyle w:val="Compact"/>
-      </w:pPr>
-      <w:r>
-        <w:t xml:space="preserve">Die Strecke</w:t>
-      </w:r>
-      <w:r>
-        <w:br/>
-      </w:r>
-    </w:p>
-    <w:p>
-      <w:pPr>
         <w:numPr>
           <w:ilvl w:val="0"/>
           <w:numId w:val="1009"/>
         </w:numPr>
-        <w:pStyle w:val="Compact"/>
       </w:pPr>
       <w:r>
         <w:t xml:space="preserve">Die Geschwindigkeit</w:t>
@@ -2461,8 +2299,8 @@
       </w:r>
       <w:r>
         <w:rPr>
+          <w:b/>
           <w:bCs/>
-          <w:b/>
         </w:rPr>
         <w:t xml:space="preserve">d</w:t>
       </w:r>
@@ -2477,8 +2315,8 @@
       </w:r>
       <w:r>
         <w:rPr>
+          <w:b/>
           <w:bCs/>
-          <w:b/>
         </w:rPr>
         <w:t xml:space="preserve">v</w:t>
       </w:r>
@@ -2501,8 +2339,8 @@
       </w:pPr>
       <w:r>
         <w:rPr>
+          <w:b/>
           <w:bCs/>
-          <w:b/>
         </w:rPr>
         <w:t xml:space="preserve">f(t) = d / v</w:t>
       </w:r>
@@ -2523,8 +2361,8 @@
       </w:pPr>
       <w:r>
         <w:rPr>
+          <w:b/>
           <w:bCs/>
-          <w:b/>
         </w:rPr>
         <w:t xml:space="preserve">Übungsaufgabe 7</w:t>
       </w:r>
@@ -2537,47 +2375,47 @@
     </w:p>
     <w:p>
       <w:pPr>
+        <w:pStyle w:val="Compact"/>
         <w:numPr>
           <w:ilvl w:val="0"/>
           <w:numId w:val="1010"/>
         </w:numPr>
+      </w:pPr>
+      <w:r>
+        <w:t xml:space="preserve">t = 120, v = 60</w:t>
+      </w:r>
+    </w:p>
+    <w:p>
+      <w:pPr>
         <w:pStyle w:val="Compact"/>
-      </w:pPr>
-      <w:r>
-        <w:t xml:space="preserve">t = 120, v = 60</w:t>
-      </w:r>
-    </w:p>
-    <w:p>
-      <w:pPr>
         <w:numPr>
           <w:ilvl w:val="0"/>
           <w:numId w:val="1010"/>
         </w:numPr>
+      </w:pPr>
+      <w:r>
+        <w:t xml:space="preserve">t = 30, v = 60</w:t>
+      </w:r>
+    </w:p>
+    <w:p>
+      <w:pPr>
         <w:pStyle w:val="Compact"/>
-      </w:pPr>
-      <w:r>
-        <w:t xml:space="preserve">t = 30, v = 60</w:t>
-      </w:r>
-    </w:p>
-    <w:p>
-      <w:pPr>
         <w:numPr>
           <w:ilvl w:val="0"/>
           <w:numId w:val="1010"/>
         </w:numPr>
+      </w:pPr>
+      <w:r>
+        <w:t xml:space="preserve">t = 100, v = 80</w:t>
+      </w:r>
+    </w:p>
+    <w:p>
+      <w:pPr>
         <w:pStyle w:val="Compact"/>
-      </w:pPr>
-      <w:r>
-        <w:t xml:space="preserve">t = 100, v = 80</w:t>
-      </w:r>
-    </w:p>
-    <w:p>
-      <w:pPr>
         <w:numPr>
           <w:ilvl w:val="0"/>
           <w:numId w:val="1010"/>
         </w:numPr>
-        <w:pStyle w:val="Compact"/>
       </w:pPr>
       <w:r>
         <w:t xml:space="preserve">t = 70, v = 40</w:t>
@@ -2591,8 +2429,8 @@
       </w:pPr>
       <w:r>
         <w:rPr>
+          <w:b/>
           <w:bCs/>
-          <w:b/>
         </w:rPr>
         <w:t xml:space="preserve">Übungsaufgabe 8</w:t>
       </w:r>
@@ -2605,23 +2443,23 @@
     </w:p>
     <w:p>
       <w:pPr>
+        <w:pStyle w:val="Compact"/>
         <w:numPr>
           <w:ilvl w:val="0"/>
           <w:numId w:val="1011"/>
         </w:numPr>
+      </w:pPr>
+      <w:r>
+        <w:t xml:space="preserve">v = 80</w:t>
+      </w:r>
+    </w:p>
+    <w:p>
+      <w:pPr>
         <w:pStyle w:val="Compact"/>
-      </w:pPr>
-      <w:r>
-        <w:t xml:space="preserve">v = 80</w:t>
-      </w:r>
-    </w:p>
-    <w:p>
-      <w:pPr>
         <w:numPr>
           <w:ilvl w:val="0"/>
           <w:numId w:val="1011"/>
         </w:numPr>
-        <w:pStyle w:val="Compact"/>
       </w:pPr>
       <w:r>
         <w:t xml:space="preserve">v = 120</w:t>
@@ -2635,8 +2473,8 @@
       </w:pPr>
       <w:r>
         <w:rPr>
+          <w:b/>
           <w:bCs/>
-          <w:b/>
         </w:rPr>
         <w:t xml:space="preserve">Übungsaufgabe 9</w:t>
       </w:r>
@@ -2807,13 +2645,7 @@
               <w:t xml:space="preserve"> </w:t>
             </w:r>
             <w:r>
-              <w:t xml:space="preserve">“</w:t>
-            </w:r>
-            <w:r>
-              <w:t xml:space="preserve">Auszeit</w:t>
-            </w:r>
-            <w:r>
-              <w:t xml:space="preserve">”</w:t>
+              <w:t xml:space="preserve">“Auszeit”</w:t>
             </w:r>
             <w:r>
               <w:t xml:space="preserve"> </w:t>
@@ -3004,14 +2836,14 @@
 <file path=word/numbering.xml><?xml version="1.0" encoding="utf-8"?>
 <w:numbering xmlns:w="http://schemas.openxmlformats.org/wordprocessingml/2006/main">
   <w:abstractNum w:abstractNumId="990">
-    <w:nsid w:val="A990"/>
+    <w:nsid w:val="0000A990"/>
     <w:multiLevelType w:val="multilevel"/>
     <w:lvl w:ilvl="0">
       <w:numFmt w:val="bullet"/>
       <w:lvlText w:val=" "/>
       <w:lvlJc w:val="left"/>
       <w:pPr>
-        <w:ind w:left="720" w:hanging="480"/>
+        <w:ind w:left="720" w:hanging="360"/>
       </w:pPr>
     </w:lvl>
     <w:lvl w:ilvl="1">
@@ -3019,7 +2851,7 @@
       <w:lvlText w:val=" "/>
       <w:lvlJc w:val="left"/>
       <w:pPr>
-        <w:ind w:left="1440" w:hanging="480"/>
+        <w:ind w:left="1440" w:hanging="360"/>
       </w:pPr>
     </w:lvl>
     <w:lvl w:ilvl="2">
@@ -3027,7 +2859,7 @@
       <w:lvlText w:val=" "/>
       <w:lvlJc w:val="left"/>
       <w:pPr>
-        <w:ind w:left="2160" w:hanging="480"/>
+        <w:ind w:left="2160" w:hanging="360"/>
       </w:pPr>
     </w:lvl>
     <w:lvl w:ilvl="3">
@@ -3035,7 +2867,7 @@
       <w:lvlText w:val=" "/>
       <w:lvlJc w:val="left"/>
       <w:pPr>
-        <w:ind w:left="2880" w:hanging="480"/>
+        <w:ind w:left="2880" w:hanging="360"/>
       </w:pPr>
     </w:lvl>
     <w:lvl w:ilvl="4">
@@ -3043,7 +2875,7 @@
       <w:lvlText w:val=" "/>
       <w:lvlJc w:val="left"/>
       <w:pPr>
-        <w:ind w:left="3600" w:hanging="480"/>
+        <w:ind w:left="3600" w:hanging="360"/>
       </w:pPr>
     </w:lvl>
     <w:lvl w:ilvl="5">
@@ -3051,7 +2883,7 @@
       <w:lvlText w:val=" "/>
       <w:lvlJc w:val="left"/>
       <w:pPr>
-        <w:ind w:left="4320" w:hanging="480"/>
+        <w:ind w:left="4320" w:hanging="360"/>
       </w:pPr>
     </w:lvl>
     <w:lvl w:ilvl="6">
@@ -3059,7 +2891,7 @@
       <w:lvlText w:val=" "/>
       <w:lvlJc w:val="left"/>
       <w:pPr>
-        <w:ind w:left="5040" w:hanging="480"/>
+        <w:ind w:left="5040" w:hanging="360"/>
       </w:pPr>
     </w:lvl>
     <w:lvl w:ilvl="7">
@@ -3067,7 +2899,7 @@
       <w:lvlText w:val=" "/>
       <w:lvlJc w:val="left"/>
       <w:pPr>
-        <w:ind w:left="5760" w:hanging="480"/>
+        <w:ind w:left="5760" w:hanging="360"/>
       </w:pPr>
     </w:lvl>
     <w:lvl w:ilvl="8">
@@ -3075,88 +2907,115 @@
       <w:lvlText w:val=" "/>
       <w:lvlJc w:val="left"/>
       <w:pPr>
-        <w:ind w:left="6480" w:hanging="480"/>
+        <w:ind w:left="6480" w:hanging="360"/>
       </w:pPr>
     </w:lvl>
   </w:abstractNum>
   <w:abstractNum w:abstractNumId="991">
-    <w:nsid w:val="A991"/>
+    <w:nsid w:val="0000A991"/>
     <w:multiLevelType w:val="multilevel"/>
     <w:lvl w:ilvl="0">
       <w:numFmt w:val="bullet"/>
-      <w:lvlText w:val="•"/>
-      <w:lvlJc w:val="left"/>
-      <w:pPr>
-        <w:ind w:left="720" w:hanging="480"/>
-      </w:pPr>
+      <w:lvlText w:val=""/>
+      <w:lvlJc w:val="left"/>
+      <w:pPr>
+        <w:ind w:left="720" w:hanging="360"/>
+      </w:pPr>
+      <w:rPr>
+        <w:rFonts w:ascii="Symbol" w:hAnsi="Symbol" w:cs="Symbol" w:hint="default"/>
+      </w:rPr>
     </w:lvl>
     <w:lvl w:ilvl="1">
       <w:numFmt w:val="bullet"/>
-      <w:lvlText w:val="–"/>
-      <w:lvlJc w:val="left"/>
-      <w:pPr>
-        <w:ind w:left="1440" w:hanging="480"/>
-      </w:pPr>
+      <w:lvlText w:val="o"/>
+      <w:lvlJc w:val="left"/>
+      <w:pPr>
+        <w:ind w:left="1440" w:hanging="360"/>
+      </w:pPr>
+      <w:rPr>
+        <w:rFonts w:ascii="Courier New" w:hAnsi="Courier New" w:cs="Courier New" w:hint="default"/>
+      </w:rPr>
     </w:lvl>
     <w:lvl w:ilvl="2">
       <w:numFmt w:val="bullet"/>
-      <w:lvlText w:val="•"/>
-      <w:lvlJc w:val="left"/>
-      <w:pPr>
-        <w:ind w:left="2160" w:hanging="480"/>
-      </w:pPr>
+      <w:lvlText w:val=""/>
+      <w:lvlJc w:val="left"/>
+      <w:pPr>
+        <w:ind w:left="2160" w:hanging="360"/>
+      </w:pPr>
+      <w:rPr>
+        <w:rFonts w:ascii="Wingdings" w:hAnsi="Wingdings" w:cs="Wingdings" w:hint="default"/>
+      </w:rPr>
     </w:lvl>
     <w:lvl w:ilvl="3">
       <w:numFmt w:val="bullet"/>
-      <w:lvlText w:val="–"/>
-      <w:lvlJc w:val="left"/>
-      <w:pPr>
-        <w:ind w:left="2880" w:hanging="480"/>
-      </w:pPr>
+      <w:lvlText w:val=""/>
+      <w:lvlJc w:val="left"/>
+      <w:pPr>
+        <w:ind w:left="2880" w:hanging="360"/>
+      </w:pPr>
+      <w:rPr>
+        <w:rFonts w:ascii="Symbol" w:hAnsi="Symbol" w:cs="Symbol" w:hint="default"/>
+      </w:rPr>
     </w:lvl>
     <w:lvl w:ilvl="4">
       <w:numFmt w:val="bullet"/>
-      <w:lvlText w:val="•"/>
-      <w:lvlJc w:val="left"/>
-      <w:pPr>
-        <w:ind w:left="3600" w:hanging="480"/>
-      </w:pPr>
+      <w:lvlText w:val="o"/>
+      <w:lvlJc w:val="left"/>
+      <w:pPr>
+        <w:ind w:left="3600" w:hanging="360"/>
+      </w:pPr>
+      <w:rPr>
+        <w:rFonts w:ascii="Courier New" w:hAnsi="Courier New" w:cs="Courier New" w:hint="default"/>
+      </w:rPr>
     </w:lvl>
     <w:lvl w:ilvl="5">
       <w:numFmt w:val="bullet"/>
-      <w:lvlText w:val="–"/>
-      <w:lvlJc w:val="left"/>
-      <w:pPr>
-        <w:ind w:left="4320" w:hanging="480"/>
-      </w:pPr>
+      <w:lvlText w:val=""/>
+      <w:lvlJc w:val="left"/>
+      <w:pPr>
+        <w:ind w:left="4320" w:hanging="360"/>
+      </w:pPr>
+      <w:rPr>
+        <w:rFonts w:ascii="Wingdings" w:hAnsi="Wingdings" w:cs="Wingdings" w:hint="default"/>
+      </w:rPr>
     </w:lvl>
     <w:lvl w:ilvl="6">
       <w:numFmt w:val="bullet"/>
-      <w:lvlText w:val="•"/>
-      <w:lvlJc w:val="left"/>
-      <w:pPr>
-        <w:ind w:left="5040" w:hanging="480"/>
-      </w:pPr>
+      <w:lvlText w:val=""/>
+      <w:lvlJc w:val="left"/>
+      <w:pPr>
+        <w:ind w:left="5040" w:hanging="360"/>
+      </w:pPr>
+      <w:rPr>
+        <w:rFonts w:ascii="Symbol" w:hAnsi="Symbol" w:cs="Symbol" w:hint="default"/>
+      </w:rPr>
     </w:lvl>
     <w:lvl w:ilvl="7">
       <w:numFmt w:val="bullet"/>
-      <w:lvlText w:val="–"/>
-      <w:lvlJc w:val="left"/>
-      <w:pPr>
-        <w:ind w:left="5760" w:hanging="480"/>
-      </w:pPr>
+      <w:lvlText w:val="o"/>
+      <w:lvlJc w:val="left"/>
+      <w:pPr>
+        <w:ind w:left="5760" w:hanging="360"/>
+      </w:pPr>
+      <w:rPr>
+        <w:rFonts w:ascii="Courier New" w:hAnsi="Courier New" w:cs="Courier New" w:hint="default"/>
+      </w:rPr>
     </w:lvl>
     <w:lvl w:ilvl="8">
       <w:numFmt w:val="bullet"/>
-      <w:lvlText w:val="•"/>
-      <w:lvlJc w:val="left"/>
-      <w:pPr>
-        <w:ind w:left="6480" w:hanging="480"/>
-      </w:pPr>
+      <w:lvlText w:val=""/>
+      <w:lvlJc w:val="left"/>
+      <w:pPr>
+        <w:ind w:left="6480" w:hanging="360"/>
+      </w:pPr>
+      <w:rPr>
+        <w:rFonts w:ascii="Wingdings" w:hAnsi="Wingdings" w:cs="Wingdings" w:hint="default"/>
+      </w:rPr>
     </w:lvl>
   </w:abstractNum>
   <w:abstractNum w:abstractNumId="99711">
-    <w:nsid w:val="A99711"/>
+    <w:nsid w:val="00A99711"/>
     <w:multiLevelType w:val="multilevel"/>
     <w:lvl w:ilvl="0">
       <w:start w:val="1"/>
@@ -3164,7 +3023,7 @@
       <w:lvlText w:val="%1."/>
       <w:lvlJc w:val="left"/>
       <w:pPr>
-        <w:ind w:left="720" w:hanging="480"/>
+        <w:ind w:left="720" w:hanging="360"/>
       </w:pPr>
     </w:lvl>
     <w:lvl w:ilvl="1">
@@ -3173,7 +3032,7 @@
       <w:lvlText w:val="%2."/>
       <w:lvlJc w:val="left"/>
       <w:pPr>
-        <w:ind w:left="1440" w:hanging="480"/>
+        <w:ind w:left="1440" w:hanging="360"/>
       </w:pPr>
     </w:lvl>
     <w:lvl w:ilvl="2">
@@ -3182,7 +3041,7 @@
       <w:lvlText w:val="%3."/>
       <w:lvlJc w:val="left"/>
       <w:pPr>
-        <w:ind w:left="2160" w:hanging="480"/>
+        <w:ind w:left="2160" w:hanging="360"/>
       </w:pPr>
     </w:lvl>
     <w:lvl w:ilvl="3">
@@ -3191,7 +3050,7 @@
       <w:lvlText w:val="%4."/>
       <w:lvlJc w:val="left"/>
       <w:pPr>
-        <w:ind w:left="2880" w:hanging="480"/>
+        <w:ind w:left="2880" w:hanging="360"/>
       </w:pPr>
     </w:lvl>
     <w:lvl w:ilvl="4">
@@ -3200,7 +3059,7 @@
       <w:lvlText w:val="%5."/>
       <w:lvlJc w:val="left"/>
       <w:pPr>
-        <w:ind w:left="3600" w:hanging="480"/>
+        <w:ind w:left="3600" w:hanging="360"/>
       </w:pPr>
     </w:lvl>
     <w:lvl w:ilvl="5">
@@ -3209,7 +3068,7 @@
       <w:lvlText w:val="%6."/>
       <w:lvlJc w:val="left"/>
       <w:pPr>
-        <w:ind w:left="4320" w:hanging="480"/>
+        <w:ind w:left="4320" w:hanging="360"/>
       </w:pPr>
     </w:lvl>
     <w:lvl w:ilvl="6">
@@ -3218,7 +3077,7 @@
       <w:lvlText w:val="%7."/>
       <w:lvlJc w:val="left"/>
       <w:pPr>
-        <w:ind w:left="5040" w:hanging="480"/>
+        <w:ind w:left="5040" w:hanging="360"/>
       </w:pPr>
     </w:lvl>
     <w:lvl w:ilvl="7">
@@ -3227,7 +3086,7 @@
       <w:lvlText w:val="%8."/>
       <w:lvlJc w:val="left"/>
       <w:pPr>
-        <w:ind w:left="5760" w:hanging="480"/>
+        <w:ind w:left="5760" w:hanging="360"/>
       </w:pPr>
     </w:lvl>
     <w:lvl w:ilvl="8">
@@ -3236,12 +3095,12 @@
       <w:lvlText w:val="%9."/>
       <w:lvlJc w:val="left"/>
       <w:pPr>
-        <w:ind w:left="6480" w:hanging="480"/>
+        <w:ind w:left="6480" w:hanging="360"/>
       </w:pPr>
     </w:lvl>
   </w:abstractNum>
   <w:abstractNum w:abstractNumId="99411">
-    <w:nsid w:val="A99411"/>
+    <w:nsid w:val="00A99411"/>
     <w:multiLevelType w:val="multilevel"/>
     <w:lvl w:ilvl="0">
       <w:start w:val="1"/>
@@ -3249,7 +3108,7 @@
       <w:lvlText w:val="%1."/>
       <w:lvlJc w:val="left"/>
       <w:pPr>
-        <w:ind w:left="720" w:hanging="480"/>
+        <w:ind w:left="720" w:hanging="360"/>
       </w:pPr>
     </w:lvl>
     <w:lvl w:ilvl="1">
@@ -3258,7 +3117,7 @@
       <w:lvlText w:val="%2."/>
       <w:lvlJc w:val="left"/>
       <w:pPr>
-        <w:ind w:left="1440" w:hanging="480"/>
+        <w:ind w:left="1440" w:hanging="360"/>
       </w:pPr>
     </w:lvl>
     <w:lvl w:ilvl="2">
@@ -3267,7 +3126,7 @@
       <w:lvlText w:val="%3."/>
       <w:lvlJc w:val="left"/>
       <w:pPr>
-        <w:ind w:left="2160" w:hanging="480"/>
+        <w:ind w:left="2160" w:hanging="360"/>
       </w:pPr>
     </w:lvl>
     <w:lvl w:ilvl="3">
@@ -3276,7 +3135,7 @@
       <w:lvlText w:val="%4."/>
       <w:lvlJc w:val="left"/>
       <w:pPr>
-        <w:ind w:left="2880" w:hanging="480"/>
+        <w:ind w:left="2880" w:hanging="360"/>
       </w:pPr>
     </w:lvl>
     <w:lvl w:ilvl="4">
@@ -3285,7 +3144,7 @@
       <w:lvlText w:val="%5."/>
       <w:lvlJc w:val="left"/>
       <w:pPr>
-        <w:ind w:left="3600" w:hanging="480"/>
+        <w:ind w:left="3600" w:hanging="360"/>
       </w:pPr>
     </w:lvl>
     <w:lvl w:ilvl="5">
@@ -3294,7 +3153,7 @@
       <w:lvlText w:val="%6."/>
       <w:lvlJc w:val="left"/>
       <w:pPr>
-        <w:ind w:left="4320" w:hanging="480"/>
+        <w:ind w:left="4320" w:hanging="360"/>
       </w:pPr>
     </w:lvl>
     <w:lvl w:ilvl="6">
@@ -3303,7 +3162,7 @@
       <w:lvlText w:val="%7."/>
       <w:lvlJc w:val="left"/>
       <w:pPr>
-        <w:ind w:left="5040" w:hanging="480"/>
+        <w:ind w:left="5040" w:hanging="360"/>
       </w:pPr>
     </w:lvl>
     <w:lvl w:ilvl="7">
@@ -3312,7 +3171,7 @@
       <w:lvlText w:val="%8."/>
       <w:lvlJc w:val="left"/>
       <w:pPr>
-        <w:ind w:left="5760" w:hanging="480"/>
+        <w:ind w:left="5760" w:hanging="360"/>
       </w:pPr>
     </w:lvl>
     <w:lvl w:ilvl="8">
@@ -3321,12 +3180,12 @@
       <w:lvlText w:val="%9."/>
       <w:lvlJc w:val="left"/>
       <w:pPr>
-        <w:ind w:left="6480" w:hanging="480"/>
+        <w:ind w:left="6480" w:hanging="360"/>
       </w:pPr>
     </w:lvl>
   </w:abstractNum>
   <w:abstractNum w:abstractNumId="99721">
-    <w:nsid w:val="A99721"/>
+    <w:nsid w:val="00A99721"/>
     <w:multiLevelType w:val="multilevel"/>
     <w:lvl w:ilvl="0">
       <w:start w:val="1"/>
@@ -3334,7 +3193,7 @@
       <w:lvlText w:val="%1)"/>
       <w:lvlJc w:val="left"/>
       <w:pPr>
-        <w:ind w:left="720" w:hanging="480"/>
+        <w:ind w:left="720" w:hanging="360"/>
       </w:pPr>
     </w:lvl>
     <w:lvl w:ilvl="1">
@@ -3343,7 +3202,7 @@
       <w:lvlText w:val="%2)"/>
       <w:lvlJc w:val="left"/>
       <w:pPr>
-        <w:ind w:left="1440" w:hanging="480"/>
+        <w:ind w:left="1440" w:hanging="360"/>
       </w:pPr>
     </w:lvl>
     <w:lvl w:ilvl="2">
@@ -3352,7 +3211,7 @@
       <w:lvlText w:val="%3)"/>
       <w:lvlJc w:val="left"/>
       <w:pPr>
-        <w:ind w:left="2160" w:hanging="480"/>
+        <w:ind w:left="2160" w:hanging="360"/>
       </w:pPr>
     </w:lvl>
     <w:lvl w:ilvl="3">
@@ -3361,7 +3220,7 @@
       <w:lvlText w:val="%4)"/>
       <w:lvlJc w:val="left"/>
       <w:pPr>
-        <w:ind w:left="2880" w:hanging="480"/>
+        <w:ind w:left="2880" w:hanging="360"/>
       </w:pPr>
     </w:lvl>
     <w:lvl w:ilvl="4">
@@ -3370,7 +3229,7 @@
       <w:lvlText w:val="%5)"/>
       <w:lvlJc w:val="left"/>
       <w:pPr>
-        <w:ind w:left="3600" w:hanging="480"/>
+        <w:ind w:left="3600" w:hanging="360"/>
       </w:pPr>
     </w:lvl>
     <w:lvl w:ilvl="5">
@@ -3379,7 +3238,7 @@
       <w:lvlText w:val="%6)"/>
       <w:lvlJc w:val="left"/>
       <w:pPr>
-        <w:ind w:left="4320" w:hanging="480"/>
+        <w:ind w:left="4320" w:hanging="360"/>
       </w:pPr>
     </w:lvl>
     <w:lvl w:ilvl="6">
@@ -3388,7 +3247,7 @@
       <w:lvlText w:val="%7)"/>
       <w:lvlJc w:val="left"/>
       <w:pPr>
-        <w:ind w:left="5040" w:hanging="480"/>
+        <w:ind w:left="5040" w:hanging="360"/>
       </w:pPr>
     </w:lvl>
     <w:lvl w:ilvl="7">
@@ -3397,7 +3256,7 @@
       <w:lvlText w:val="%8)"/>
       <w:lvlJc w:val="left"/>
       <w:pPr>
-        <w:ind w:left="5760" w:hanging="480"/>
+        <w:ind w:left="5760" w:hanging="360"/>
       </w:pPr>
     </w:lvl>
     <w:lvl w:ilvl="8">
@@ -3406,12 +3265,12 @@
       <w:lvlText w:val="%9)"/>
       <w:lvlJc w:val="left"/>
       <w:pPr>
-        <w:ind w:left="6480" w:hanging="480"/>
+        <w:ind w:left="6480" w:hanging="360"/>
       </w:pPr>
     </w:lvl>
   </w:abstractNum>
   <w:abstractNum w:abstractNumId="99722">
-    <w:nsid w:val="A99722"/>
+    <w:nsid w:val="00A99722"/>
     <w:multiLevelType w:val="multilevel"/>
     <w:lvl w:ilvl="0">
       <w:start w:val="2"/>
@@ -3419,7 +3278,7 @@
       <w:lvlText w:val="%1)"/>
       <w:lvlJc w:val="left"/>
       <w:pPr>
-        <w:ind w:left="720" w:hanging="480"/>
+        <w:ind w:left="720" w:hanging="360"/>
       </w:pPr>
     </w:lvl>
     <w:lvl w:ilvl="1">
@@ -3428,7 +3287,7 @@
       <w:lvlText w:val="%2)"/>
       <w:lvlJc w:val="left"/>
       <w:pPr>
-        <w:ind w:left="1440" w:hanging="480"/>
+        <w:ind w:left="1440" w:hanging="360"/>
       </w:pPr>
     </w:lvl>
     <w:lvl w:ilvl="2">
@@ -3437,7 +3296,7 @@
       <w:lvlText w:val="%3)"/>
       <w:lvlJc w:val="left"/>
       <w:pPr>
-        <w:ind w:left="2160" w:hanging="480"/>
+        <w:ind w:left="2160" w:hanging="360"/>
       </w:pPr>
     </w:lvl>
     <w:lvl w:ilvl="3">
@@ -3446,7 +3305,7 @@
       <w:lvlText w:val="%4)"/>
       <w:lvlJc w:val="left"/>
       <w:pPr>
-        <w:ind w:left="2880" w:hanging="480"/>
+        <w:ind w:left="2880" w:hanging="360"/>
       </w:pPr>
     </w:lvl>
     <w:lvl w:ilvl="4">
@@ -3455,7 +3314,7 @@
       <w:lvlText w:val="%5)"/>
       <w:lvlJc w:val="left"/>
       <w:pPr>
-        <w:ind w:left="3600" w:hanging="480"/>
+        <w:ind w:left="3600" w:hanging="360"/>
       </w:pPr>
     </w:lvl>
     <w:lvl w:ilvl="5">
@@ -3464,7 +3323,7 @@
       <w:lvlText w:val="%6)"/>
       <w:lvlJc w:val="left"/>
       <w:pPr>
-        <w:ind w:left="4320" w:hanging="480"/>
+        <w:ind w:left="4320" w:hanging="360"/>
       </w:pPr>
     </w:lvl>
     <w:lvl w:ilvl="6">
@@ -3473,7 +3332,7 @@
       <w:lvlText w:val="%7)"/>
       <w:lvlJc w:val="left"/>
       <w:pPr>
-        <w:ind w:left="5040" w:hanging="480"/>
+        <w:ind w:left="5040" w:hanging="360"/>
       </w:pPr>
     </w:lvl>
     <w:lvl w:ilvl="7">
@@ -3482,7 +3341,7 @@
       <w:lvlText w:val="%8)"/>
       <w:lvlJc w:val="left"/>
       <w:pPr>
-        <w:ind w:left="5760" w:hanging="480"/>
+        <w:ind w:left="5760" w:hanging="360"/>
       </w:pPr>
     </w:lvl>
     <w:lvl w:ilvl="8">
@@ -3491,12 +3350,12 @@
       <w:lvlText w:val="%9)"/>
       <w:lvlJc w:val="left"/>
       <w:pPr>
-        <w:ind w:left="6480" w:hanging="480"/>
+        <w:ind w:left="6480" w:hanging="360"/>
       </w:pPr>
     </w:lvl>
   </w:abstractNum>
   <w:abstractNum w:abstractNumId="99723">
-    <w:nsid w:val="A99723"/>
+    <w:nsid w:val="00A99723"/>
     <w:multiLevelType w:val="multilevel"/>
     <w:lvl w:ilvl="0">
       <w:start w:val="3"/>
@@ -3504,7 +3363,7 @@
       <w:lvlText w:val="%1)"/>
       <w:lvlJc w:val="left"/>
       <w:pPr>
-        <w:ind w:left="720" w:hanging="480"/>
+        <w:ind w:left="720" w:hanging="360"/>
       </w:pPr>
     </w:lvl>
     <w:lvl w:ilvl="1">
@@ -3513,7 +3372,7 @@
       <w:lvlText w:val="%2)"/>
       <w:lvlJc w:val="left"/>
       <w:pPr>
-        <w:ind w:left="1440" w:hanging="480"/>
+        <w:ind w:left="1440" w:hanging="360"/>
       </w:pPr>
     </w:lvl>
     <w:lvl w:ilvl="2">
@@ -3522,7 +3381,7 @@
       <w:lvlText w:val="%3)"/>
       <w:lvlJc w:val="left"/>
       <w:pPr>
-        <w:ind w:left="2160" w:hanging="480"/>
+        <w:ind w:left="2160" w:hanging="360"/>
       </w:pPr>
     </w:lvl>
     <w:lvl w:ilvl="3">
@@ -3531,7 +3390,7 @@
       <w:lvlText w:val="%4)"/>
       <w:lvlJc w:val="left"/>
       <w:pPr>
-        <w:ind w:left="2880" w:hanging="480"/>
+        <w:ind w:left="2880" w:hanging="360"/>
       </w:pPr>
     </w:lvl>
     <w:lvl w:ilvl="4">
@@ -3540,7 +3399,7 @@
       <w:lvlText w:val="%5)"/>
       <w:lvlJc w:val="left"/>
       <w:pPr>
-        <w:ind w:left="3600" w:hanging="480"/>
+        <w:ind w:left="3600" w:hanging="360"/>
       </w:pPr>
     </w:lvl>
     <w:lvl w:ilvl="5">
@@ -3549,7 +3408,7 @@
       <w:lvlText w:val="%6)"/>
       <w:lvlJc w:val="left"/>
       <w:pPr>
-        <w:ind w:left="4320" w:hanging="480"/>
+        <w:ind w:left="4320" w:hanging="360"/>
       </w:pPr>
     </w:lvl>
     <w:lvl w:ilvl="6">
@@ -3558,7 +3417,7 @@
       <w:lvlText w:val="%7)"/>
       <w:lvlJc w:val="left"/>
       <w:pPr>
-        <w:ind w:left="5040" w:hanging="480"/>
+        <w:ind w:left="5040" w:hanging="360"/>
       </w:pPr>
     </w:lvl>
     <w:lvl w:ilvl="7">
@@ -3567,7 +3426,7 @@
       <w:lvlText w:val="%8)"/>
       <w:lvlJc w:val="left"/>
       <w:pPr>
-        <w:ind w:left="5760" w:hanging="480"/>
+        <w:ind w:left="5760" w:hanging="360"/>
       </w:pPr>
     </w:lvl>
     <w:lvl w:ilvl="8">
@@ -3576,12 +3435,12 @@
       <w:lvlText w:val="%9)"/>
       <w:lvlJc w:val="left"/>
       <w:pPr>
-        <w:ind w:left="6480" w:hanging="480"/>
+        <w:ind w:left="6480" w:hanging="360"/>
       </w:pPr>
     </w:lvl>
   </w:abstractNum>
   <w:abstractNum w:abstractNumId="99724">
-    <w:nsid w:val="A99724"/>
+    <w:nsid w:val="00A99724"/>
     <w:multiLevelType w:val="multilevel"/>
     <w:lvl w:ilvl="0">
       <w:start w:val="4"/>
@@ -3589,7 +3448,7 @@
       <w:lvlText w:val="%1)"/>
       <w:lvlJc w:val="left"/>
       <w:pPr>
-        <w:ind w:left="720" w:hanging="480"/>
+        <w:ind w:left="720" w:hanging="360"/>
       </w:pPr>
     </w:lvl>
     <w:lvl w:ilvl="1">
@@ -3598,7 +3457,7 @@
       <w:lvlText w:val="%2)"/>
       <w:lvlJc w:val="left"/>
       <w:pPr>
-        <w:ind w:left="1440" w:hanging="480"/>
+        <w:ind w:left="1440" w:hanging="360"/>
       </w:pPr>
     </w:lvl>
     <w:lvl w:ilvl="2">
@@ -3607,7 +3466,7 @@
       <w:lvlText w:val="%3)"/>
       <w:lvlJc w:val="left"/>
       <w:pPr>
-        <w:ind w:left="2160" w:hanging="480"/>
+        <w:ind w:left="2160" w:hanging="360"/>
       </w:pPr>
     </w:lvl>
     <w:lvl w:ilvl="3">
@@ -3616,7 +3475,7 @@
       <w:lvlText w:val="%4)"/>
       <w:lvlJc w:val="left"/>
       <w:pPr>
-        <w:ind w:left="2880" w:hanging="480"/>
+        <w:ind w:left="2880" w:hanging="360"/>
       </w:pPr>
     </w:lvl>
     <w:lvl w:ilvl="4">
@@ -3625,7 +3484,7 @@
       <w:lvlText w:val="%5)"/>
       <w:lvlJc w:val="left"/>
       <w:pPr>
-        <w:ind w:left="3600" w:hanging="480"/>
+        <w:ind w:left="3600" w:hanging="360"/>
       </w:pPr>
     </w:lvl>
     <w:lvl w:ilvl="5">
@@ -3634,7 +3493,7 @@
       <w:lvlText w:val="%6)"/>
       <w:lvlJc w:val="left"/>
       <w:pPr>
-        <w:ind w:left="4320" w:hanging="480"/>
+        <w:ind w:left="4320" w:hanging="360"/>
       </w:pPr>
     </w:lvl>
     <w:lvl w:ilvl="6">
@@ -3643,7 +3502,7 @@
       <w:lvlText w:val="%7)"/>
       <w:lvlJc w:val="left"/>
       <w:pPr>
-        <w:ind w:left="5040" w:hanging="480"/>
+        <w:ind w:left="5040" w:hanging="360"/>
       </w:pPr>
     </w:lvl>
     <w:lvl w:ilvl="7">
@@ -3652,7 +3511,7 @@
       <w:lvlText w:val="%8)"/>
       <w:lvlJc w:val="left"/>
       <w:pPr>
-        <w:ind w:left="5760" w:hanging="480"/>
+        <w:ind w:left="5760" w:hanging="360"/>
       </w:pPr>
     </w:lvl>
     <w:lvl w:ilvl="8">
@@ -3661,7 +3520,7 @@
       <w:lvlText w:val="%9)"/>
       <w:lvlJc w:val="left"/>
       <w:pPr>
-        <w:ind w:left="6480" w:hanging="480"/>
+        <w:ind w:left="6480" w:hanging="360"/>
       </w:pPr>
     </w:lvl>
   </w:abstractNum>
@@ -3973,10 +3832,10 @@
     <w:name w:val="Body Text"/>
     <w:basedOn w:val="Normal"/>
     <w:link w:val="BodyTextChar"/>
+    <w:qFormat/>
     <w:pPr>
       <w:spacing w:after="180" w:before="180"/>
     </w:pPr>
-    <w:qFormat/>
   </w:style>
   <w:style w:customStyle="1" w:styleId="FirstParagraph" w:type="paragraph">
     <w:name w:val="First Paragraph"/>
@@ -3996,36 +3855,69 @@
     <w:name w:val="Title"/>
     <w:basedOn w:val="Normal"/>
     <w:next w:val="BodyText"/>
+    <w:link w:val="TitleChar"/>
+    <w:uiPriority w:val="10"/>
     <w:qFormat/>
+    <w:rsid w:val="00A10FD9"/>
     <w:pPr>
-      <w:keepNext/>
-      <w:keepLines/>
-      <w:spacing w:after="240" w:before="480"/>
+      <w:spacing w:after="80" w:line="240" w:lineRule="auto"/>
+      <w:contextualSpacing/>
       <w:jc w:val="center"/>
     </w:pPr>
     <w:rPr>
       <w:rFonts w:asciiTheme="majorHAnsi" w:cstheme="majorBidi" w:eastAsiaTheme="majorEastAsia" w:hAnsiTheme="majorHAnsi"/>
-      <w:b/>
-      <w:bCs/>
-      <w:color w:themeColor="accent1" w:themeShade="B5" w:val="345A8A"/>
-      <w:sz w:val="36"/>
-      <w:szCs w:val="36"/>
+      <w:spacing w:val="-10"/>
+      <w:kern w:val="28"/>
+      <w:sz w:val="56"/>
+      <w:szCs w:val="56"/>
+    </w:rPr>
+  </w:style>
+  <w:style w:customStyle="1" w:styleId="TitleChar" w:type="character">
+    <w:name w:val="Title Char"/>
+    <w:basedOn w:val="DefaultParagraphFont"/>
+    <w:link w:val="Title"/>
+    <w:uiPriority w:val="10"/>
+    <w:rsid w:val="00A10FD9"/>
+    <w:rPr>
+      <w:rFonts w:asciiTheme="majorHAnsi" w:cstheme="majorBidi" w:eastAsiaTheme="majorEastAsia" w:hAnsiTheme="majorHAnsi"/>
+      <w:spacing w:val="-10"/>
+      <w:kern w:val="28"/>
+      <w:sz w:val="56"/>
+      <w:szCs w:val="56"/>
     </w:rPr>
   </w:style>
   <w:style w:styleId="Subtitle" w:type="paragraph">
     <w:name w:val="Subtitle"/>
     <w:basedOn w:val="Title"/>
     <w:next w:val="BodyText"/>
+    <w:link w:val="SubtitleChar"/>
+    <w:uiPriority w:val="11"/>
     <w:qFormat/>
+    <w:rsid w:val="00A10FD9"/>
     <w:pPr>
-      <w:keepNext/>
-      <w:keepLines/>
-      <w:spacing w:after="240" w:before="240"/>
-      <w:jc w:val="center"/>
+      <w:numPr>
+        <w:ilvl w:val="1"/>
+      </w:numPr>
     </w:pPr>
     <w:rPr>
-      <w:sz w:val="30"/>
-      <w:szCs w:val="30"/>
+      <w:rFonts w:cstheme="majorBidi" w:eastAsiaTheme="majorEastAsia"/>
+      <w:spacing w:val="15"/>
+      <w:sz w:val="28"/>
+      <w:szCs w:val="28"/>
+    </w:rPr>
+  </w:style>
+  <w:style w:customStyle="1" w:styleId="SubtitleChar" w:type="character">
+    <w:name w:val="Subtitle Char"/>
+    <w:basedOn w:val="DefaultParagraphFont"/>
+    <w:link w:val="Subtitle"/>
+    <w:uiPriority w:val="11"/>
+    <w:rsid w:val="00A10FD9"/>
+    <w:rPr>
+      <w:rFonts w:cstheme="majorBidi" w:eastAsiaTheme="majorEastAsia"/>
+      <w:color w:themeColor="text1" w:themeTint="A6" w:val="595959"/>
+      <w:spacing w:val="15"/>
+      <w:sz w:val="28"/>
+      <w:szCs w:val="28"/>
     </w:rPr>
   </w:style>
   <w:style w:customStyle="1" w:styleId="Author" w:type="paragraph">
@@ -4056,15 +3948,13 @@
     <w:pPr>
       <w:keepNext/>
       <w:keepLines/>
+      <w:spacing w:after="0" w:before="300"/>
       <w:jc w:val="center"/>
-      <w:spacing w:after="0" w:before="300"/>
     </w:pPr>
     <w:rPr>
+      <w:b/>
       <w:sz w:val="20"/>
       <w:szCs w:val="20"/>
-      <w:b/>
-      <w:color w:val="345A8A"/>
-      &gt;
     </w:rPr>
   </w:style>
   <w:style w:customStyle="1" w:styleId="Abstract" w:type="paragraph">
@@ -4091,191 +3981,321 @@
     <w:rPr/>
   </w:style>
   <w:style w:styleId="Heading1" w:type="paragraph">
-    <w:name w:val="Heading 1"/>
+    <w:name w:val="heading 1"/>
     <w:basedOn w:val="Normal"/>
     <w:next w:val="BodyText"/>
+    <w:link w:val="Heading1Char"/>
     <w:uiPriority w:val="9"/>
     <w:qFormat/>
+    <w:rsid w:val="00A10FD9"/>
     <w:pPr>
       <w:keepNext/>
       <w:keepLines/>
-      <w:spacing w:after="0" w:before="480"/>
+      <w:spacing w:after="80" w:before="360"/>
       <w:outlineLvl w:val="0"/>
     </w:pPr>
     <w:rPr>
       <w:rFonts w:asciiTheme="majorHAnsi" w:cstheme="majorBidi" w:eastAsiaTheme="majorEastAsia" w:hAnsiTheme="majorHAnsi"/>
-      <w:b/>
-      <w:bCs/>
-      <w:color w:themeColor="accent1" w:val="4F81BD"/>
-      <w:sz w:val="32"/>
-      <w:szCs w:val="32"/>
+      <w:color w:themeColor="accent1" w:themeShade="BF" w:val="0F4761"/>
+      <w:sz w:val="40"/>
+      <w:szCs w:val="40"/>
     </w:rPr>
   </w:style>
   <w:style w:styleId="Heading2" w:type="paragraph">
-    <w:name w:val="Heading 2"/>
+    <w:name w:val="heading 2"/>
     <w:basedOn w:val="Normal"/>
     <w:next w:val="BodyText"/>
+    <w:link w:val="Heading2Char"/>
     <w:uiPriority w:val="9"/>
+    <w:semiHidden/>
     <w:unhideWhenUsed/>
     <w:qFormat/>
+    <w:rsid w:val="00A10FD9"/>
     <w:pPr>
       <w:keepNext/>
       <w:keepLines/>
-      <w:spacing w:after="0" w:before="200"/>
+      <w:spacing w:after="80" w:before="160"/>
       <w:outlineLvl w:val="1"/>
     </w:pPr>
     <w:rPr>
       <w:rFonts w:asciiTheme="majorHAnsi" w:cstheme="majorBidi" w:eastAsiaTheme="majorEastAsia" w:hAnsiTheme="majorHAnsi"/>
-      <w:b/>
-      <w:bCs/>
-      <w:color w:themeColor="accent1" w:val="4F81BD"/>
-      <w:sz w:val="28"/>
-      <w:szCs w:val="28"/>
+      <w:color w:themeColor="accent1" w:themeShade="BF" w:val="0F4761"/>
+      <w:sz w:val="32"/>
+      <w:szCs w:val="32"/>
     </w:rPr>
   </w:style>
   <w:style w:styleId="Heading3" w:type="paragraph">
-    <w:name w:val="Heading 3"/>
+    <w:name w:val="heading 3"/>
     <w:basedOn w:val="Normal"/>
     <w:next w:val="BodyText"/>
+    <w:link w:val="Heading3Char"/>
     <w:uiPriority w:val="9"/>
+    <w:semiHidden/>
     <w:unhideWhenUsed/>
     <w:qFormat/>
+    <w:rsid w:val="00A10FD9"/>
     <w:pPr>
       <w:keepNext/>
       <w:keepLines/>
-      <w:spacing w:after="0" w:before="200"/>
+      <w:spacing w:after="80" w:before="160"/>
       <w:outlineLvl w:val="2"/>
     </w:pPr>
     <w:rPr>
-      <w:rFonts w:asciiTheme="majorHAnsi" w:cstheme="majorBidi" w:eastAsiaTheme="majorEastAsia" w:hAnsiTheme="majorHAnsi"/>
-      <w:b/>
-      <w:bCs/>
-      <w:color w:themeColor="accent1" w:val="4F81BD"/>
-      <w:sz w:val="24"/>
-      <w:szCs w:val="24"/>
+      <w:rFonts w:cstheme="majorBidi" w:eastAsiaTheme="majorEastAsia"/>
+      <w:color w:themeColor="accent1" w:themeShade="BF" w:val="0F4761"/>
+      <w:sz w:val="28"/>
+      <w:szCs w:val="28"/>
     </w:rPr>
   </w:style>
   <w:style w:styleId="Heading4" w:type="paragraph">
-    <w:name w:val="Heading 4"/>
+    <w:name w:val="heading 4"/>
     <w:basedOn w:val="Normal"/>
     <w:next w:val="BodyText"/>
+    <w:link w:val="Heading4Char"/>
     <w:uiPriority w:val="9"/>
+    <w:semiHidden/>
     <w:unhideWhenUsed/>
     <w:qFormat/>
+    <w:rsid w:val="00A10FD9"/>
     <w:pPr>
       <w:keepNext/>
       <w:keepLines/>
-      <w:spacing w:after="0" w:before="200"/>
+      <w:spacing w:after="40" w:before="80"/>
       <w:outlineLvl w:val="3"/>
     </w:pPr>
     <w:rPr>
-      <w:rFonts w:asciiTheme="majorHAnsi" w:cstheme="majorBidi" w:eastAsiaTheme="majorEastAsia" w:hAnsiTheme="majorHAnsi"/>
+      <w:rFonts w:cstheme="majorBidi" w:eastAsiaTheme="majorEastAsia"/>
       <w:i/>
-      <w:bCs/>
-      <w:color w:themeColor="accent1" w:val="4F81BD"/>
-      <w:sz w:val="24"/>
-      <w:szCs w:val="24"/>
+      <w:iCs/>
+      <w:color w:themeColor="accent1" w:themeShade="BF" w:val="0F4761"/>
     </w:rPr>
   </w:style>
   <w:style w:styleId="Heading5" w:type="paragraph">
-    <w:name w:val="Heading 5"/>
+    <w:name w:val="heading 5"/>
     <w:basedOn w:val="Normal"/>
     <w:next w:val="BodyText"/>
+    <w:link w:val="Heading5Char"/>
     <w:uiPriority w:val="9"/>
+    <w:semiHidden/>
     <w:unhideWhenUsed/>
     <w:qFormat/>
+    <w:rsid w:val="00A10FD9"/>
     <w:pPr>
       <w:keepNext/>
       <w:keepLines/>
-      <w:spacing w:after="0" w:before="200"/>
+      <w:spacing w:after="40" w:before="80"/>
       <w:outlineLvl w:val="4"/>
     </w:pPr>
     <w:rPr>
-      <w:rFonts w:asciiTheme="majorHAnsi" w:cstheme="majorBidi" w:eastAsiaTheme="majorEastAsia" w:hAnsiTheme="majorHAnsi"/>
-      <w:iCs/>
-      <w:color w:themeColor="accent1" w:val="4F81BD"/>
-      <w:sz w:val="24"/>
-      <w:szCs w:val="24"/>
+      <w:rFonts w:cstheme="majorBidi" w:eastAsiaTheme="majorEastAsia"/>
+      <w:color w:themeColor="accent1" w:themeShade="BF" w:val="0F4761"/>
     </w:rPr>
   </w:style>
   <w:style w:styleId="Heading6" w:type="paragraph">
-    <w:name w:val="Heading 6"/>
+    <w:name w:val="heading 6"/>
     <w:basedOn w:val="Normal"/>
     <w:next w:val="BodyText"/>
+    <w:link w:val="Heading6Char"/>
     <w:uiPriority w:val="9"/>
+    <w:semiHidden/>
     <w:unhideWhenUsed/>
     <w:qFormat/>
+    <w:rsid w:val="00A10FD9"/>
     <w:pPr>
       <w:keepNext/>
       <w:keepLines/>
-      <w:spacing w:after="0" w:before="200"/>
+      <w:spacing w:after="0" w:before="40"/>
       <w:outlineLvl w:val="5"/>
     </w:pPr>
     <w:rPr>
-      <w:rFonts w:asciiTheme="majorHAnsi" w:cstheme="majorBidi" w:eastAsiaTheme="majorEastAsia" w:hAnsiTheme="majorHAnsi"/>
-      <w:color w:themeColor="accent1" w:val="4F81BD"/>
-      <w:sz w:val="24"/>
-      <w:szCs w:val="24"/>
+      <w:rFonts w:cstheme="majorBidi" w:eastAsiaTheme="majorEastAsia"/>
+      <w:i/>
+      <w:iCs/>
+      <w:color w:themeColor="text1" w:themeTint="A6" w:val="595959"/>
     </w:rPr>
   </w:style>
   <w:style w:styleId="Heading7" w:type="paragraph">
-    <w:name w:val="Heading 7"/>
+    <w:name w:val="heading 7"/>
     <w:basedOn w:val="Normal"/>
     <w:next w:val="BodyText"/>
+    <w:link w:val="Heading7Char"/>
     <w:uiPriority w:val="9"/>
+    <w:semiHidden/>
     <w:unhideWhenUsed/>
     <w:qFormat/>
+    <w:rsid w:val="00A10FD9"/>
     <w:pPr>
       <w:keepNext/>
       <w:keepLines/>
-      <w:spacing w:after="0" w:before="200"/>
+      <w:spacing w:after="0" w:before="40"/>
       <w:outlineLvl w:val="6"/>
     </w:pPr>
     <w:rPr>
-      <w:rFonts w:asciiTheme="majorHAnsi" w:cstheme="majorBidi" w:eastAsiaTheme="majorEastAsia" w:hAnsiTheme="majorHAnsi"/>
-      <w:color w:themeColor="accent1" w:val="4F81BD"/>
-      <w:sz w:val="24"/>
-      <w:szCs w:val="24"/>
+      <w:rFonts w:cstheme="majorBidi" w:eastAsiaTheme="majorEastAsia"/>
+      <w:color w:themeColor="text1" w:themeTint="A6" w:val="595959"/>
     </w:rPr>
   </w:style>
   <w:style w:styleId="Heading8" w:type="paragraph">
-    <w:name w:val="Heading 8"/>
+    <w:name w:val="heading 8"/>
     <w:basedOn w:val="Normal"/>
     <w:next w:val="BodyText"/>
+    <w:link w:val="Heading8Char"/>
     <w:uiPriority w:val="9"/>
+    <w:semiHidden/>
     <w:unhideWhenUsed/>
     <w:qFormat/>
+    <w:rsid w:val="00A10FD9"/>
     <w:pPr>
       <w:keepNext/>
       <w:keepLines/>
-      <w:spacing w:after="0" w:before="200"/>
+      <w:spacing w:after="0"/>
       <w:outlineLvl w:val="7"/>
     </w:pPr>
     <w:rPr>
-      <w:rFonts w:asciiTheme="majorHAnsi" w:cstheme="majorBidi" w:eastAsiaTheme="majorEastAsia" w:hAnsiTheme="majorHAnsi"/>
-      <w:color w:themeColor="accent1" w:val="4F81BD"/>
-      <w:sz w:val="24"/>
-      <w:szCs w:val="24"/>
+      <w:rFonts w:cstheme="majorBidi" w:eastAsiaTheme="majorEastAsia"/>
+      <w:i/>
+      <w:iCs/>
+      <w:color w:themeColor="text1" w:themeTint="D8" w:val="272727"/>
     </w:rPr>
   </w:style>
   <w:style w:styleId="Heading9" w:type="paragraph">
-    <w:name w:val="Heading 9"/>
+    <w:name w:val="heading 9"/>
     <w:basedOn w:val="Normal"/>
     <w:next w:val="BodyText"/>
+    <w:link w:val="Heading9Char"/>
     <w:uiPriority w:val="9"/>
+    <w:semiHidden/>
     <w:unhideWhenUsed/>
     <w:qFormat/>
+    <w:rsid w:val="00A10FD9"/>
     <w:pPr>
       <w:keepNext/>
       <w:keepLines/>
-      <w:spacing w:after="0" w:before="200"/>
+      <w:spacing w:after="0"/>
       <w:outlineLvl w:val="8"/>
     </w:pPr>
     <w:rPr>
+      <w:rFonts w:cstheme="majorBidi" w:eastAsiaTheme="majorEastAsia"/>
+      <w:color w:themeColor="text1" w:themeTint="D8" w:val="272727"/>
+    </w:rPr>
+  </w:style>
+  <w:style w:customStyle="1" w:styleId="Heading1Char" w:type="character">
+    <w:name w:val="Heading 1 Char"/>
+    <w:basedOn w:val="DefaultParagraphFont"/>
+    <w:link w:val="Heading1"/>
+    <w:uiPriority w:val="9"/>
+    <w:rsid w:val="00A10FD9"/>
+    <w:rPr>
       <w:rFonts w:asciiTheme="majorHAnsi" w:cstheme="majorBidi" w:eastAsiaTheme="majorEastAsia" w:hAnsiTheme="majorHAnsi"/>
-      <w:color w:themeColor="accent1" w:val="4F81BD"/>
-      <w:sz w:val="24"/>
-      <w:szCs w:val="24"/>
+      <w:color w:themeColor="accent1" w:themeShade="BF" w:val="0F4761"/>
+      <w:sz w:val="40"/>
+      <w:szCs w:val="40"/>
+    </w:rPr>
+  </w:style>
+  <w:style w:customStyle="1" w:styleId="Heading2Char" w:type="character">
+    <w:name w:val="Heading 2 Char"/>
+    <w:basedOn w:val="DefaultParagraphFont"/>
+    <w:link w:val="Heading2"/>
+    <w:uiPriority w:val="9"/>
+    <w:semiHidden/>
+    <w:rsid w:val="00A10FD9"/>
+    <w:rPr>
+      <w:rFonts w:asciiTheme="majorHAnsi" w:cstheme="majorBidi" w:eastAsiaTheme="majorEastAsia" w:hAnsiTheme="majorHAnsi"/>
+      <w:color w:themeColor="accent1" w:themeShade="BF" w:val="0F4761"/>
+      <w:sz w:val="32"/>
+      <w:szCs w:val="32"/>
+    </w:rPr>
+  </w:style>
+  <w:style w:customStyle="1" w:styleId="Heading3Char" w:type="character">
+    <w:name w:val="Heading 3 Char"/>
+    <w:basedOn w:val="DefaultParagraphFont"/>
+    <w:link w:val="Heading3"/>
+    <w:uiPriority w:val="9"/>
+    <w:semiHidden/>
+    <w:rsid w:val="00A10FD9"/>
+    <w:rPr>
+      <w:rFonts w:cstheme="majorBidi" w:eastAsiaTheme="majorEastAsia"/>
+      <w:color w:themeColor="accent1" w:themeShade="BF" w:val="0F4761"/>
+      <w:sz w:val="28"/>
+      <w:szCs w:val="28"/>
+    </w:rPr>
+  </w:style>
+  <w:style w:customStyle="1" w:styleId="Heading4Char" w:type="character">
+    <w:name w:val="Heading 4 Char"/>
+    <w:basedOn w:val="DefaultParagraphFont"/>
+    <w:link w:val="Heading4"/>
+    <w:uiPriority w:val="9"/>
+    <w:semiHidden/>
+    <w:rsid w:val="00A10FD9"/>
+    <w:rPr>
+      <w:rFonts w:cstheme="majorBidi" w:eastAsiaTheme="majorEastAsia"/>
+      <w:i/>
+      <w:iCs/>
+      <w:color w:themeColor="accent1" w:themeShade="BF" w:val="0F4761"/>
+    </w:rPr>
+  </w:style>
+  <w:style w:customStyle="1" w:styleId="Heading5Char" w:type="character">
+    <w:name w:val="Heading 5 Char"/>
+    <w:basedOn w:val="DefaultParagraphFont"/>
+    <w:link w:val="Heading5"/>
+    <w:uiPriority w:val="9"/>
+    <w:semiHidden/>
+    <w:rsid w:val="00A10FD9"/>
+    <w:rPr>
+      <w:rFonts w:cstheme="majorBidi" w:eastAsiaTheme="majorEastAsia"/>
+      <w:color w:themeColor="accent1" w:themeShade="BF" w:val="0F4761"/>
+    </w:rPr>
+  </w:style>
+  <w:style w:customStyle="1" w:styleId="Heading6Char" w:type="character">
+    <w:name w:val="Heading 6 Char"/>
+    <w:basedOn w:val="DefaultParagraphFont"/>
+    <w:link w:val="Heading6"/>
+    <w:uiPriority w:val="9"/>
+    <w:semiHidden/>
+    <w:rsid w:val="00A10FD9"/>
+    <w:rPr>
+      <w:rFonts w:cstheme="majorBidi" w:eastAsiaTheme="majorEastAsia"/>
+      <w:i/>
+      <w:iCs/>
+      <w:color w:themeColor="text1" w:themeTint="A6" w:val="595959"/>
+    </w:rPr>
+  </w:style>
+  <w:style w:customStyle="1" w:styleId="Heading7Char" w:type="character">
+    <w:name w:val="Heading 7 Char"/>
+    <w:basedOn w:val="DefaultParagraphFont"/>
+    <w:link w:val="Heading7"/>
+    <w:uiPriority w:val="9"/>
+    <w:semiHidden/>
+    <w:rsid w:val="00A10FD9"/>
+    <w:rPr>
+      <w:rFonts w:cstheme="majorBidi" w:eastAsiaTheme="majorEastAsia"/>
+      <w:color w:themeColor="text1" w:themeTint="A6" w:val="595959"/>
+    </w:rPr>
+  </w:style>
+  <w:style w:customStyle="1" w:styleId="Heading8Char" w:type="character">
+    <w:name w:val="Heading 8 Char"/>
+    <w:basedOn w:val="DefaultParagraphFont"/>
+    <w:link w:val="Heading8"/>
+    <w:uiPriority w:val="9"/>
+    <w:semiHidden/>
+    <w:rsid w:val="00A10FD9"/>
+    <w:rPr>
+      <w:rFonts w:cstheme="majorBidi" w:eastAsiaTheme="majorEastAsia"/>
+      <w:i/>
+      <w:iCs/>
+      <w:color w:themeColor="text1" w:themeTint="D8" w:val="272727"/>
+    </w:rPr>
+  </w:style>
+  <w:style w:customStyle="1" w:styleId="Heading9Char" w:type="character">
+    <w:name w:val="Heading 9 Char"/>
+    <w:basedOn w:val="DefaultParagraphFont"/>
+    <w:link w:val="Heading9"/>
+    <w:uiPriority w:val="9"/>
+    <w:semiHidden/>
+    <w:rsid w:val="00A10FD9"/>
+    <w:rPr>
+      <w:rFonts w:cstheme="majorBidi" w:eastAsiaTheme="majorEastAsia"/>
+      <w:color w:themeColor="text1" w:themeTint="D8" w:val="272727"/>
     </w:rPr>
   </w:style>
   <w:style w:styleId="BlockText" w:type="paragraph">
@@ -4300,8 +4320,8 @@
   </w:style>
   <w:style w:styleId="FootnoteBlockText" w:type="paragraph">
     <w:name w:val="Footnote Block Text"/>
-    <w:basedOn w:val="Footnote Text"/>
-    <w:next w:val="Footnote Text"/>
+    <w:basedOn w:val="FootnoteText"/>
+    <w:next w:val="FootnoteText"/>
     <w:uiPriority w:val="9"/>
     <w:unhideWhenUsed/>
     <w:qFormat/>
@@ -4339,10 +4359,10 @@
         <w:jc w:val="left"/>
       </w:trPr>
       <w:tcPr>
-        <w:vAlign w:val="bottom"/>
         <w:tcBorders>
           <w:bottom w:val="single"/>
         </w:tcBorders>
+        <w:vAlign w:val="bottom"/>
       </w:tcPr>
     </w:tblStylePr>
   </w:style>
@@ -4458,6 +4478,7 @@
     <w:name w:val="KeywordTok"/>
     <w:basedOn w:val="VerbatimChar"/>
     <w:rPr>
+      <w:b/>
       <w:color w:val="003b4f"/>
       <w:shd w:val="clear" w:fill="f1f3f5"/>
     </w:rPr>
@@ -4562,9 +4583,9 @@
     <w:name w:val="DocumentationTok"/>
     <w:basedOn w:val="VerbatimChar"/>
     <w:rPr>
+      <w:i/>
       <w:color w:val="5e5e5e"/>
       <w:shd w:val="clear" w:fill="f1f3f5"/>
-      <w:i/>
     </w:rPr>
   </w:style>
   <w:style w:type="character" w:customStyle="1" w:styleId="AnnotationTok">
@@ -4579,9 +4600,9 @@
     <w:name w:val="CommentVarTok"/>
     <w:basedOn w:val="VerbatimChar"/>
     <w:rPr>
+      <w:i/>
       <w:color w:val="5e5e5e"/>
       <w:shd w:val="clear" w:fill="f1f3f5"/>
-      <w:i/>
     </w:rPr>
   </w:style>
   <w:style w:type="character" w:customStyle="1" w:styleId="OtherTok">
@@ -4612,6 +4633,7 @@
     <w:name w:val="ControlFlowTok"/>
     <w:basedOn w:val="VerbatimChar"/>
     <w:rPr>
+      <w:b/>
       <w:color w:val="003b4f"/>
       <w:shd w:val="clear" w:fill="f1f3f5"/>
     </w:rPr>
@@ -4676,9 +4698,9 @@
     <w:name w:val="WarningTok"/>
     <w:basedOn w:val="VerbatimChar"/>
     <w:rPr>
+      <w:i/>
       <w:color w:val="5e5e5e"/>
       <w:shd w:val="clear" w:fill="f1f3f5"/>
-      <w:i/>
     </w:rPr>
   </w:style>
   <w:style w:type="character" w:customStyle="1" w:styleId="AlertTok">
@@ -4719,44 +4741,44 @@
         <a:sysClr val="window" lastClr="FFFFFF"/>
       </a:lt1>
       <a:dk2>
-        <a:srgbClr val="1F497D"/>
+        <a:srgbClr val="0E2841"/>
       </a:dk2>
       <a:lt2>
-        <a:srgbClr val="EEECE1"/>
+        <a:srgbClr val="E8E8E8"/>
       </a:lt2>
       <a:accent1>
-        <a:srgbClr val="4F81BD"/>
+        <a:srgbClr val="156082"/>
       </a:accent1>
       <a:accent2>
-        <a:srgbClr val="C0504D"/>
+        <a:srgbClr val="E97132"/>
       </a:accent2>
       <a:accent3>
-        <a:srgbClr val="9BBB59"/>
+        <a:srgbClr val="196B24"/>
       </a:accent3>
       <a:accent4>
-        <a:srgbClr val="8064A2"/>
+        <a:srgbClr val="0F9ED5"/>
       </a:accent4>
       <a:accent5>
-        <a:srgbClr val="4BACC6"/>
+        <a:srgbClr val="A02B93"/>
       </a:accent5>
       <a:accent6>
-        <a:srgbClr val="F79646"/>
+        <a:srgbClr val="4EA72E"/>
       </a:accent6>
       <a:hlink>
-        <a:srgbClr val="0000FF"/>
+        <a:srgbClr val="467886"/>
       </a:hlink>
       <a:folHlink>
-        <a:srgbClr val="800080"/>
+        <a:srgbClr val="96607D"/>
       </a:folHlink>
     </a:clrScheme>
     <a:fontScheme name="Office">
       <a:majorFont>
-        <a:latin typeface="Calibri"/>
+        <a:latin typeface="Aptos Display" panose="02110004020202020204"/>
         <a:ea typeface=""/>
         <a:cs typeface=""/>
-        <a:font script="Jpan" typeface="ＭＳ ゴシック"/>
+        <a:font script="Jpan" typeface="游ゴシック Light"/>
         <a:font script="Hang" typeface="맑은 고딕"/>
-        <a:font script="Hans" typeface="宋体"/>
+        <a:font script="Hans" typeface="等线 Light"/>
         <a:font script="Hant" typeface="新細明體"/>
         <a:font script="Arab" typeface="Times New Roman"/>
         <a:font script="Hebr" typeface="Times New Roman"/>
@@ -4783,14 +4805,32 @@
         <a:font script="Mong" typeface="Mongolian Baiti"/>
         <a:font script="Viet" typeface="Times New Roman"/>
         <a:font script="Uigh" typeface="Microsoft Uighur"/>
+        <a:font script="Geor" typeface="Sylfaen"/>
+        <a:font script="Armn" typeface="Arial"/>
+        <a:font script="Bugi" typeface="Leelawadee UI"/>
+        <a:font script="Bopo" typeface="Microsoft JhengHei"/>
+        <a:font script="Java" typeface="Javanese Text"/>
+        <a:font script="Lisu" typeface="Segoe UI"/>
+        <a:font script="Mymr" typeface="Myanmar Text"/>
+        <a:font script="Nkoo" typeface="Ebrima"/>
+        <a:font script="Olck" typeface="Nirmala UI"/>
+        <a:font script="Osma" typeface="Ebrima"/>
+        <a:font script="Phag" typeface="Phagspa"/>
+        <a:font script="Syrn" typeface="Estrangelo Edessa"/>
+        <a:font script="Syrj" typeface="Estrangelo Edessa"/>
+        <a:font script="Syre" typeface="Estrangelo Edessa"/>
+        <a:font script="Sora" typeface="Nirmala UI"/>
+        <a:font script="Tale" typeface="Microsoft Tai Le"/>
+        <a:font script="Talu" typeface="Microsoft New Tai Lue"/>
+        <a:font script="Tfng" typeface="Ebrima"/>
       </a:majorFont>
       <a:minorFont>
-        <a:latin typeface="Cambria"/>
+        <a:latin typeface="Aptos" panose="02110004020202020204"/>
         <a:ea typeface=""/>
         <a:cs typeface=""/>
-        <a:font script="Jpan" typeface="ＭＳ 明朝"/>
+        <a:font script="Jpan" typeface="游明朝"/>
         <a:font script="Hang" typeface="맑은 고딕"/>
-        <a:font script="Hans" typeface="宋体"/>
+        <a:font script="Hans" typeface="等线"/>
         <a:font script="Hant" typeface="新細明體"/>
         <a:font script="Arab" typeface="Arial"/>
         <a:font script="Hebr" typeface="Arial"/>
@@ -4817,6 +4857,24 @@
         <a:font script="Mong" typeface="Mongolian Baiti"/>
         <a:font script="Viet" typeface="Arial"/>
         <a:font script="Uigh" typeface="Microsoft Uighur"/>
+        <a:font script="Geor" typeface="Sylfaen"/>
+        <a:font script="Armn" typeface="Arial"/>
+        <a:font script="Bugi" typeface="Leelawadee UI"/>
+        <a:font script="Bopo" typeface="Microsoft JhengHei"/>
+        <a:font script="Java" typeface="Javanese Text"/>
+        <a:font script="Lisu" typeface="Segoe UI"/>
+        <a:font script="Mymr" typeface="Myanmar Text"/>
+        <a:font script="Nkoo" typeface="Ebrima"/>
+        <a:font script="Olck" typeface="Nirmala UI"/>
+        <a:font script="Osma" typeface="Ebrima"/>
+        <a:font script="Phag" typeface="Phagspa"/>
+        <a:font script="Syrn" typeface="Estrangelo Edessa"/>
+        <a:font script="Syrj" typeface="Estrangelo Edessa"/>
+        <a:font script="Syre" typeface="Estrangelo Edessa"/>
+        <a:font script="Sora" typeface="Nirmala UI"/>
+        <a:font script="Tale" typeface="Microsoft Tai Le"/>
+        <a:font script="Talu" typeface="Microsoft New Tai Lue"/>
+        <a:font script="Tfng" typeface="Ebrima"/>
       </a:minorFont>
     </a:fontScheme>
     <a:fmtScheme name="Office">
@@ -4828,200 +4886,141 @@
           <a:gsLst>
             <a:gs pos="0">
               <a:schemeClr val="phClr">
-                <a:tint val="50000"/>
-                <a:satMod val="300000"/>
+                <a:lumMod val="110000"/>
+                <a:satMod val="105000"/>
+                <a:tint val="67000"/>
               </a:schemeClr>
             </a:gs>
-            <a:gs pos="35000">
+            <a:gs pos="50000">
               <a:schemeClr val="phClr">
-                <a:tint val="37000"/>
-                <a:satMod val="300000"/>
+                <a:lumMod val="105000"/>
+                <a:satMod val="103000"/>
+                <a:tint val="73000"/>
               </a:schemeClr>
             </a:gs>
             <a:gs pos="100000">
               <a:schemeClr val="phClr">
-                <a:tint val="15000"/>
-                <a:satMod val="350000"/>
+                <a:lumMod val="105000"/>
+                <a:satMod val="109000"/>
+                <a:tint val="81000"/>
               </a:schemeClr>
             </a:gs>
           </a:gsLst>
-          <a:lin ang="16200000" scaled="1"/>
+          <a:lin ang="5400000" scaled="0"/>
         </a:gradFill>
         <a:gradFill rotWithShape="1">
           <a:gsLst>
             <a:gs pos="0">
               <a:schemeClr val="phClr">
-                <a:tint val="100000"/>
+                <a:satMod val="103000"/>
+                <a:lumMod val="102000"/>
+                <a:tint val="94000"/>
+              </a:schemeClr>
+            </a:gs>
+            <a:gs pos="50000">
+              <a:schemeClr val="phClr">
+                <a:satMod val="110000"/>
+                <a:lumMod val="100000"/>
                 <a:shade val="100000"/>
-                <a:satMod val="130000"/>
               </a:schemeClr>
             </a:gs>
             <a:gs pos="100000">
               <a:schemeClr val="phClr">
-                <a:tint val="50000"/>
-                <a:shade val="100000"/>
-                <a:satMod val="350000"/>
+                <a:lumMod val="99000"/>
+                <a:satMod val="120000"/>
+                <a:shade val="78000"/>
               </a:schemeClr>
             </a:gs>
           </a:gsLst>
-          <a:lin ang="16200000" scaled="0"/>
+          <a:lin ang="5400000" scaled="0"/>
         </a:gradFill>
       </a:fillStyleLst>
       <a:lnStyleLst>
-        <a:ln w="9525" cap="flat" cmpd="sng" algn="ctr">
-          <a:solidFill>
-            <a:schemeClr val="phClr">
-              <a:shade val="95000"/>
-              <a:satMod val="105000"/>
-            </a:schemeClr>
-          </a:solidFill>
-          <a:prstDash val="solid"/>
-        </a:ln>
-        <a:ln w="25400" cap="flat" cmpd="sng" algn="ctr">
+        <a:ln w="6350" cap="flat" cmpd="sng" algn="ctr">
           <a:solidFill>
             <a:schemeClr val="phClr"/>
           </a:solidFill>
           <a:prstDash val="solid"/>
+          <a:miter lim="800000"/>
         </a:ln>
-        <a:ln w="38100" cap="flat" cmpd="sng" algn="ctr">
+        <a:ln w="12700" cap="flat" cmpd="sng" algn="ctr">
           <a:solidFill>
             <a:schemeClr val="phClr"/>
           </a:solidFill>
           <a:prstDash val="solid"/>
+          <a:miter lim="800000"/>
+        </a:ln>
+        <a:ln w="19050" cap="flat" cmpd="sng" algn="ctr">
+          <a:solidFill>
+            <a:schemeClr val="phClr"/>
+          </a:solidFill>
+          <a:prstDash val="solid"/>
+          <a:miter lim="800000"/>
         </a:ln>
       </a:lnStyleLst>
       <a:effectStyleLst>
         <a:effectStyle>
+          <a:effectLst/>
+        </a:effectStyle>
+        <a:effectStyle>
+          <a:effectLst/>
+        </a:effectStyle>
+        <a:effectStyle>
           <a:effectLst>
-            <a:outerShdw blurRad="40000" dist="20000" dir="5400000" rotWithShape="0">
+            <a:outerShdw blurRad="57150" dist="19050" dir="5400000" algn="ctr" rotWithShape="0">
               <a:srgbClr val="000000">
-                <a:alpha val="38000"/>
+                <a:alpha val="63000"/>
               </a:srgbClr>
             </a:outerShdw>
           </a:effectLst>
-        </a:effectStyle>
-        <a:effectStyle>
-          <a:effectLst>
-            <a:outerShdw blurRad="40000" dist="23000" dir="5400000" rotWithShape="0">
-              <a:srgbClr val="000000">
-                <a:alpha val="35000"/>
-              </a:srgbClr>
-            </a:outerShdw>
-          </a:effectLst>
-        </a:effectStyle>
-        <a:effectStyle>
-          <a:effectLst>
-            <a:outerShdw blurRad="40000" dist="23000" dir="5400000" rotWithShape="0">
-              <a:srgbClr val="000000">
-                <a:alpha val="35000"/>
-              </a:srgbClr>
-            </a:outerShdw>
-          </a:effectLst>
-          <a:scene3d>
-            <a:camera prst="orthographicFront">
-              <a:rot lat="0" lon="0" rev="0"/>
-            </a:camera>
-            <a:lightRig rig="threePt" dir="t">
-              <a:rot lat="0" lon="0" rev="1200000"/>
-            </a:lightRig>
-          </a:scene3d>
-          <a:sp3d>
-            <a:bevelT w="63500" h="25400"/>
-          </a:sp3d>
         </a:effectStyle>
       </a:effectStyleLst>
       <a:bgFillStyleLst>
         <a:solidFill>
           <a:schemeClr val="phClr"/>
         </a:solidFill>
+        <a:solidFill>
+          <a:schemeClr val="phClr">
+            <a:tint val="95000"/>
+            <a:satMod val="170000"/>
+          </a:schemeClr>
+        </a:solidFill>
         <a:gradFill rotWithShape="1">
           <a:gsLst>
             <a:gs pos="0">
               <a:schemeClr val="phClr">
-                <a:tint val="40000"/>
-                <a:satMod val="350000"/>
+                <a:tint val="93000"/>
+                <a:satMod val="150000"/>
+                <a:shade val="98000"/>
+                <a:lumMod val="102000"/>
               </a:schemeClr>
             </a:gs>
-            <a:gs pos="40000">
+            <a:gs pos="50000">
               <a:schemeClr val="phClr">
-                <a:tint val="45000"/>
-                <a:shade val="99000"/>
-                <a:satMod val="350000"/>
+                <a:tint val="98000"/>
+                <a:satMod val="130000"/>
+                <a:shade val="90000"/>
+                <a:lumMod val="103000"/>
               </a:schemeClr>
             </a:gs>
             <a:gs pos="100000">
               <a:schemeClr val="phClr">
-                <a:shade val="20000"/>
-                <a:satMod val="255000"/>
+                <a:shade val="63000"/>
+                <a:satMod val="120000"/>
               </a:schemeClr>
             </a:gs>
           </a:gsLst>
-          <a:path path="circle">
-            <a:fillToRect l="50000" t="-80000" r="50000" b="180000"/>
-          </a:path>
-        </a:gradFill>
-        <a:gradFill rotWithShape="1">
-          <a:gsLst>
-            <a:gs pos="0">
-              <a:schemeClr val="phClr">
-                <a:tint val="80000"/>
-                <a:satMod val="300000"/>
-              </a:schemeClr>
-            </a:gs>
-            <a:gs pos="100000">
-              <a:schemeClr val="phClr">
-                <a:shade val="30000"/>
-                <a:satMod val="200000"/>
-              </a:schemeClr>
-            </a:gs>
-          </a:gsLst>
-          <a:path path="circle">
-            <a:fillToRect l="50000" t="50000" r="50000" b="50000"/>
-          </a:path>
+          <a:lin ang="5400000" scaled="0"/>
         </a:gradFill>
       </a:bgFillStyleLst>
     </a:fmtScheme>
   </a:themeElements>
-  <a:objectDefaults>
-    <a:spDef>
-      <a:spPr/>
-      <a:bodyPr/>
-      <a:lstStyle/>
-      <a:style>
-        <a:lnRef idx="1">
-          <a:schemeClr val="accent1"/>
-        </a:lnRef>
-        <a:fillRef idx="3">
-          <a:schemeClr val="accent1"/>
-        </a:fillRef>
-        <a:effectRef idx="2">
-          <a:schemeClr val="accent1"/>
-        </a:effectRef>
-        <a:fontRef idx="minor">
-          <a:schemeClr val="lt1"/>
-        </a:fontRef>
-      </a:style>
-    </a:spDef>
-    <a:lnDef>
-      <a:spPr/>
-      <a:bodyPr/>
-      <a:lstStyle/>
-      <a:style>
-        <a:lnRef idx="2">
-          <a:schemeClr val="accent1"/>
-        </a:lnRef>
-        <a:fillRef idx="0">
-          <a:schemeClr val="accent1"/>
-        </a:fillRef>
-        <a:effectRef idx="1">
-          <a:schemeClr val="accent1"/>
-        </a:effectRef>
-        <a:fontRef idx="minor">
-          <a:schemeClr val="tx1"/>
-        </a:fontRef>
-      </a:style>
-    </a:lnDef>
-  </a:objectDefaults>
+  <a:objectDefaults/>
   <a:extraClrSchemeLst/>
+  <a:extLst>
+    <a:ext uri="{05A4C25C-085E-4340-85A3-A5531E510DB2}">
+      <thm15:themeFamily xmlns:thm15="http://schemas.microsoft.com/office/thememl/2012/main" name="Office Theme" id="{2E142A2C-CD16-42D6-873A-C26D2A0506FA}" vid="{1BDDFF52-6CD6-40A5-AB3C-68EB2F1E4D0A}"/>
+    </a:ext>
+  </a:extLst>
 </a:theme>
 </file>